--- a/word/答辩/1-学位答辩材料/评语意见汇总-有修改意见.docx
+++ b/word/答辩/1-学位答辩材料/评语意见汇总-有修改意见.docx
@@ -21,8 +21,8 @@
         <w:textAlignment w:val="auto"/>
         <w:rPr>
           <w:rFonts w:hint="eastAsia" w:ascii="Times New Roman" w:hAnsi="Times New Roman"/>
-          <w:b/>
-          <w:bCs w:val="0"/>
+          <w:b w:val="0"/>
+          <w:bCs/>
           <w:color w:val="000000" w:themeColor="text1"/>
           <w:sz w:val="21"/>
           <w:szCs w:val="21"/>
@@ -37,8 +37,8 @@
       <w:r>
         <w:rPr>
           <w:rFonts w:hint="eastAsia" w:ascii="Times New Roman" w:hAnsi="Times New Roman"/>
-          <w:b/>
-          <w:bCs w:val="0"/>
+          <w:b w:val="0"/>
+          <w:bCs/>
           <w:color w:val="000000" w:themeColor="text1"/>
           <w:sz w:val="21"/>
           <w:szCs w:val="21"/>
@@ -133,7 +133,7 @@
         <w:rPr>
           <w:rFonts w:ascii="Times New Roman" w:hAnsi="Times New Roman" w:eastAsia="宋体" w:cs="Times New Roman"/>
           <w:b w:val="0"/>
-          <w:bCs w:val="0"/>
+          <w:bCs/>
           <w:sz w:val="21"/>
           <w:szCs w:val="21"/>
         </w:rPr>
@@ -143,7 +143,7 @@
         <w:rPr>
           <w:rFonts w:hint="eastAsia" w:ascii="Times New Roman" w:hAnsi="Times New Roman" w:cs="Times New Roman"/>
           <w:b w:val="0"/>
-          <w:bCs w:val="0"/>
+          <w:bCs/>
           <w:sz w:val="21"/>
           <w:szCs w:val="21"/>
           <w:lang w:eastAsia="zh-CN"/>
@@ -154,7 +154,7 @@
         <w:rPr>
           <w:rFonts w:hint="eastAsia" w:ascii="Times New Roman" w:hAnsi="Times New Roman" w:cs="Times New Roman"/>
           <w:b w:val="0"/>
-          <w:bCs w:val="0"/>
+          <w:bCs/>
           <w:sz w:val="21"/>
           <w:szCs w:val="21"/>
           <w:lang w:val="en-US" w:eastAsia="zh-CN"/>
@@ -165,7 +165,7 @@
         <w:rPr>
           <w:rFonts w:ascii="Times New Roman" w:hAnsi="Times New Roman" w:eastAsia="宋体" w:cs="Times New Roman"/>
           <w:b w:val="0"/>
-          <w:bCs w:val="0"/>
+          <w:bCs/>
           <w:sz w:val="21"/>
           <w:szCs w:val="21"/>
         </w:rPr>
@@ -175,7 +175,7 @@
         <w:rPr>
           <w:rFonts w:hint="eastAsia" w:ascii="Times New Roman" w:hAnsi="Times New Roman" w:cs="Times New Roman"/>
           <w:b w:val="0"/>
-          <w:bCs w:val="0"/>
+          <w:bCs/>
           <w:sz w:val="21"/>
           <w:szCs w:val="21"/>
           <w:lang w:val="en-US" w:eastAsia="zh-CN"/>
@@ -186,7 +186,7 @@
         <w:rPr>
           <w:rFonts w:hint="eastAsia" w:ascii="Times New Roman" w:hAnsi="Times New Roman" w:cs="Times New Roman"/>
           <w:b w:val="0"/>
-          <w:bCs w:val="0"/>
+          <w:bCs/>
           <w:sz w:val="21"/>
           <w:szCs w:val="21"/>
           <w:lang w:eastAsia="zh-CN"/>
@@ -197,7 +197,7 @@
         <w:rPr>
           <w:rFonts w:hint="eastAsia" w:ascii="Times New Roman" w:hAnsi="Times New Roman" w:cs="Times New Roman"/>
           <w:b w:val="0"/>
-          <w:bCs w:val="0"/>
+          <w:bCs/>
           <w:sz w:val="21"/>
           <w:szCs w:val="21"/>
           <w:lang w:val="en-US" w:eastAsia="zh-CN"/>
@@ -208,7 +208,7 @@
         <w:rPr>
           <w:rFonts w:ascii="Times New Roman" w:hAnsi="Times New Roman" w:eastAsia="宋体" w:cs="Times New Roman"/>
           <w:b w:val="0"/>
-          <w:bCs w:val="0"/>
+          <w:bCs/>
           <w:sz w:val="21"/>
           <w:szCs w:val="21"/>
         </w:rPr>
@@ -218,7 +218,7 @@
         <w:rPr>
           <w:rFonts w:hint="eastAsia" w:ascii="Times New Roman" w:hAnsi="Times New Roman" w:cs="Times New Roman"/>
           <w:b w:val="0"/>
-          <w:bCs w:val="0"/>
+          <w:bCs/>
           <w:sz w:val="21"/>
           <w:szCs w:val="21"/>
           <w:lang w:val="en-US" w:eastAsia="zh-CN"/>
@@ -229,7 +229,7 @@
         <w:rPr>
           <w:rFonts w:ascii="Times New Roman" w:hAnsi="Times New Roman" w:eastAsia="宋体" w:cs="Times New Roman"/>
           <w:b w:val="0"/>
-          <w:bCs w:val="0"/>
+          <w:bCs/>
           <w:sz w:val="21"/>
           <w:szCs w:val="21"/>
         </w:rPr>
@@ -324,7 +324,7 @@
         <w:rPr>
           <w:rFonts w:ascii="Times New Roman" w:hAnsi="Times New Roman" w:cs="Times New Roman"/>
           <w:b w:val="0"/>
-          <w:bCs w:val="0"/>
+          <w:bCs/>
           <w:sz w:val="21"/>
           <w:szCs w:val="21"/>
         </w:rPr>
@@ -334,7 +334,7 @@
         <w:rPr>
           <w:rFonts w:ascii="Times New Roman" w:hAnsi="Times New Roman" w:eastAsia="宋体" w:cs="Times New Roman"/>
           <w:b w:val="0"/>
-          <w:bCs w:val="0"/>
+          <w:bCs/>
           <w:sz w:val="21"/>
           <w:szCs w:val="21"/>
         </w:rPr>
@@ -344,7 +344,7 @@
         <w:rPr>
           <w:rFonts w:hint="eastAsia" w:ascii="Times New Roman" w:hAnsi="Times New Roman" w:cs="Times New Roman"/>
           <w:b w:val="0"/>
-          <w:bCs w:val="0"/>
+          <w:bCs/>
           <w:sz w:val="21"/>
           <w:szCs w:val="21"/>
           <w:lang w:val="en-US" w:eastAsia="zh-CN"/>
@@ -355,7 +355,7 @@
         <w:rPr>
           <w:rFonts w:ascii="Times New Roman" w:hAnsi="Times New Roman" w:cs="Times New Roman"/>
           <w:b w:val="0"/>
-          <w:bCs w:val="0"/>
+          <w:bCs/>
           <w:sz w:val="21"/>
           <w:szCs w:val="21"/>
         </w:rPr>
@@ -365,7 +365,7 @@
         <w:rPr>
           <w:rFonts w:hint="eastAsia" w:ascii="Times New Roman" w:hAnsi="Times New Roman" w:cs="Times New Roman"/>
           <w:b w:val="0"/>
-          <w:bCs w:val="0"/>
+          <w:bCs/>
           <w:sz w:val="21"/>
           <w:szCs w:val="21"/>
           <w:lang w:val="en-US" w:eastAsia="zh-CN"/>
@@ -376,7 +376,7 @@
         <w:rPr>
           <w:rFonts w:ascii="Times New Roman" w:hAnsi="Times New Roman" w:cs="Times New Roman"/>
           <w:b w:val="0"/>
-          <w:bCs w:val="0"/>
+          <w:bCs/>
           <w:sz w:val="21"/>
           <w:szCs w:val="21"/>
         </w:rPr>
@@ -386,7 +386,7 @@
         <w:rPr>
           <w:rFonts w:hint="eastAsia" w:ascii="Times New Roman" w:hAnsi="Times New Roman" w:cs="Times New Roman"/>
           <w:b w:val="0"/>
-          <w:bCs w:val="0"/>
+          <w:bCs/>
           <w:sz w:val="21"/>
           <w:szCs w:val="21"/>
           <w:lang w:eastAsia="zh-CN"/>
@@ -397,7 +397,7 @@
         <w:rPr>
           <w:rFonts w:hint="eastAsia" w:ascii="Times New Roman" w:hAnsi="Times New Roman" w:cs="Times New Roman"/>
           <w:b w:val="0"/>
-          <w:bCs w:val="0"/>
+          <w:bCs/>
           <w:sz w:val="21"/>
           <w:szCs w:val="21"/>
           <w:lang w:val="en-US" w:eastAsia="zh-CN"/>
@@ -408,7 +408,7 @@
         <w:rPr>
           <w:rFonts w:ascii="Times New Roman" w:hAnsi="Times New Roman" w:cs="Times New Roman"/>
           <w:b w:val="0"/>
-          <w:bCs w:val="0"/>
+          <w:bCs/>
           <w:sz w:val="21"/>
           <w:szCs w:val="21"/>
         </w:rPr>
@@ -418,7 +418,7 @@
         <w:rPr>
           <w:rFonts w:hint="eastAsia" w:ascii="Times New Roman" w:hAnsi="Times New Roman" w:cs="Times New Roman"/>
           <w:b w:val="0"/>
-          <w:bCs w:val="0"/>
+          <w:bCs/>
           <w:sz w:val="21"/>
           <w:szCs w:val="21"/>
           <w:lang w:eastAsia="zh-CN"/>
@@ -429,7 +429,7 @@
         <w:rPr>
           <w:rFonts w:hint="eastAsia" w:ascii="Times New Roman" w:hAnsi="Times New Roman" w:cs="Times New Roman"/>
           <w:b w:val="0"/>
-          <w:bCs w:val="0"/>
+          <w:bCs/>
           <w:sz w:val="21"/>
           <w:szCs w:val="21"/>
           <w:lang w:val="en-US" w:eastAsia="zh-CN"/>
@@ -440,7 +440,7 @@
         <w:rPr>
           <w:rFonts w:ascii="Times New Roman" w:hAnsi="Times New Roman" w:cs="Times New Roman"/>
           <w:b w:val="0"/>
-          <w:bCs w:val="0"/>
+          <w:bCs/>
           <w:sz w:val="21"/>
           <w:szCs w:val="21"/>
         </w:rPr>
@@ -450,7 +450,7 @@
         <w:rPr>
           <w:rFonts w:hint="eastAsia" w:ascii="Times New Roman" w:hAnsi="Times New Roman" w:cs="Times New Roman"/>
           <w:b w:val="0"/>
-          <w:bCs w:val="0"/>
+          <w:bCs/>
           <w:sz w:val="21"/>
           <w:szCs w:val="21"/>
           <w:lang w:eastAsia="zh-CN"/>
@@ -461,7 +461,7 @@
         <w:rPr>
           <w:rFonts w:hint="eastAsia" w:ascii="Times New Roman" w:hAnsi="Times New Roman" w:cs="Times New Roman"/>
           <w:b w:val="0"/>
-          <w:bCs w:val="0"/>
+          <w:bCs/>
           <w:sz w:val="21"/>
           <w:szCs w:val="21"/>
           <w:lang w:val="en-US" w:eastAsia="zh-CN"/>
@@ -472,7 +472,7 @@
         <w:rPr>
           <w:rFonts w:hint="eastAsia" w:ascii="Times New Roman" w:hAnsi="Times New Roman" w:cs="Times New Roman"/>
           <w:b w:val="0"/>
-          <w:bCs w:val="0"/>
+          <w:bCs/>
           <w:sz w:val="21"/>
           <w:szCs w:val="21"/>
         </w:rPr>
@@ -482,7 +482,7 @@
         <w:rPr>
           <w:rFonts w:hint="eastAsia" w:ascii="Times New Roman" w:hAnsi="Times New Roman" w:cs="Times New Roman"/>
           <w:b w:val="0"/>
-          <w:bCs w:val="0"/>
+          <w:bCs/>
           <w:sz w:val="21"/>
           <w:szCs w:val="21"/>
           <w:lang w:eastAsia="zh-CN"/>
@@ -493,7 +493,7 @@
         <w:rPr>
           <w:rFonts w:hint="eastAsia" w:ascii="Times New Roman" w:hAnsi="Times New Roman" w:cs="Times New Roman"/>
           <w:b w:val="0"/>
-          <w:bCs w:val="0"/>
+          <w:bCs/>
           <w:sz w:val="21"/>
           <w:szCs w:val="21"/>
           <w:lang w:val="en-US" w:eastAsia="zh-CN"/>
@@ -582,7 +582,7 @@
         <w:rPr>
           <w:rFonts w:ascii="Times New Roman" w:hAnsi="Times New Roman" w:cs="Times New Roman"/>
           <w:b w:val="0"/>
-          <w:bCs w:val="0"/>
+          <w:bCs/>
           <w:sz w:val="21"/>
           <w:szCs w:val="21"/>
         </w:rPr>
@@ -592,7 +592,7 @@
         <w:rPr>
           <w:rFonts w:hint="eastAsia" w:ascii="Times New Roman" w:hAnsi="Times New Roman" w:cs="Times New Roman"/>
           <w:b w:val="0"/>
-          <w:bCs w:val="0"/>
+          <w:bCs/>
           <w:sz w:val="21"/>
           <w:szCs w:val="21"/>
           <w:lang w:val="en-US" w:eastAsia="zh-CN"/>
@@ -603,7 +603,7 @@
         <w:rPr>
           <w:rFonts w:ascii="Times New Roman" w:hAnsi="Times New Roman" w:cs="Times New Roman"/>
           <w:b w:val="0"/>
-          <w:bCs w:val="0"/>
+          <w:bCs/>
           <w:sz w:val="21"/>
           <w:szCs w:val="21"/>
         </w:rPr>
@@ -613,7 +613,7 @@
         <w:rPr>
           <w:rFonts w:hint="eastAsia" w:ascii="Times New Roman" w:hAnsi="Times New Roman" w:cs="Times New Roman"/>
           <w:b w:val="0"/>
-          <w:bCs w:val="0"/>
+          <w:bCs/>
           <w:sz w:val="21"/>
           <w:szCs w:val="21"/>
           <w:lang w:val="en-US" w:eastAsia="zh-CN"/>
@@ -624,7 +624,7 @@
         <w:rPr>
           <w:rFonts w:hint="eastAsia" w:ascii="Times New Roman" w:hAnsi="Times New Roman" w:cs="Times New Roman"/>
           <w:b w:val="0"/>
-          <w:bCs w:val="0"/>
+          <w:bCs/>
           <w:sz w:val="21"/>
           <w:szCs w:val="21"/>
           <w:lang w:eastAsia="zh-CN"/>
@@ -635,7 +635,7 @@
         <w:rPr>
           <w:rFonts w:hint="eastAsia" w:ascii="Times New Roman" w:hAnsi="Times New Roman" w:cs="Times New Roman"/>
           <w:b w:val="0"/>
-          <w:bCs w:val="0"/>
+          <w:bCs/>
           <w:sz w:val="21"/>
           <w:szCs w:val="21"/>
           <w:lang w:val="en-US" w:eastAsia="zh-CN"/>
@@ -646,7 +646,7 @@
         <w:rPr>
           <w:rFonts w:ascii="Times New Roman" w:hAnsi="Times New Roman" w:cs="Times New Roman"/>
           <w:b w:val="0"/>
-          <w:bCs w:val="0"/>
+          <w:bCs/>
           <w:sz w:val="21"/>
           <w:szCs w:val="21"/>
         </w:rPr>
@@ -656,7 +656,7 @@
         <w:rPr>
           <w:rFonts w:hint="eastAsia" w:ascii="Times New Roman" w:hAnsi="Times New Roman" w:cs="Times New Roman"/>
           <w:b w:val="0"/>
-          <w:bCs w:val="0"/>
+          <w:bCs/>
           <w:sz w:val="21"/>
           <w:szCs w:val="21"/>
           <w:lang w:eastAsia="zh-CN"/>
@@ -667,7 +667,7 @@
         <w:rPr>
           <w:rFonts w:hint="eastAsia" w:ascii="Times New Roman" w:hAnsi="Times New Roman" w:cs="Times New Roman"/>
           <w:b w:val="0"/>
-          <w:bCs w:val="0"/>
+          <w:bCs/>
           <w:sz w:val="21"/>
           <w:szCs w:val="21"/>
           <w:lang w:val="en-US" w:eastAsia="zh-CN"/>
@@ -678,7 +678,7 @@
         <w:rPr>
           <w:rFonts w:ascii="Times New Roman" w:hAnsi="Times New Roman" w:cs="Times New Roman"/>
           <w:b w:val="0"/>
-          <w:bCs w:val="0"/>
+          <w:bCs/>
           <w:sz w:val="21"/>
           <w:szCs w:val="21"/>
         </w:rPr>
@@ -688,7 +688,7 @@
         <w:rPr>
           <w:rFonts w:hint="eastAsia" w:ascii="Times New Roman" w:hAnsi="Times New Roman" w:cs="Times New Roman"/>
           <w:b w:val="0"/>
-          <w:bCs w:val="0"/>
+          <w:bCs/>
           <w:sz w:val="21"/>
           <w:szCs w:val="21"/>
           <w:lang w:val="en-US" w:eastAsia="zh-CN"/>
@@ -699,7 +699,7 @@
         <w:rPr>
           <w:rFonts w:ascii="Times New Roman" w:hAnsi="Times New Roman" w:cs="Times New Roman"/>
           <w:b w:val="0"/>
-          <w:bCs w:val="0"/>
+          <w:bCs/>
           <w:sz w:val="21"/>
           <w:szCs w:val="21"/>
         </w:rPr>
@@ -709,7 +709,7 @@
         <w:rPr>
           <w:rFonts w:hint="eastAsia" w:ascii="Times New Roman" w:hAnsi="Times New Roman" w:cs="Times New Roman"/>
           <w:b w:val="0"/>
-          <w:bCs w:val="0"/>
+          <w:bCs/>
           <w:sz w:val="21"/>
           <w:szCs w:val="21"/>
           <w:lang w:eastAsia="zh-CN"/>
@@ -720,7 +720,7 @@
         <w:rPr>
           <w:rFonts w:ascii="Times New Roman" w:hAnsi="Times New Roman" w:cs="Times New Roman"/>
           <w:b w:val="0"/>
-          <w:bCs w:val="0"/>
+          <w:bCs/>
           <w:sz w:val="21"/>
           <w:szCs w:val="21"/>
         </w:rPr>
@@ -730,7 +730,7 @@
         <w:rPr>
           <w:rFonts w:hint="eastAsia" w:ascii="Times New Roman" w:hAnsi="Times New Roman" w:cs="Times New Roman"/>
           <w:b w:val="0"/>
-          <w:bCs w:val="0"/>
+          <w:bCs/>
           <w:sz w:val="21"/>
           <w:szCs w:val="21"/>
           <w:lang w:val="en-US" w:eastAsia="zh-CN"/>
@@ -741,7 +741,7 @@
         <w:rPr>
           <w:rFonts w:ascii="Times New Roman" w:hAnsi="Times New Roman" w:cs="Times New Roman"/>
           <w:b w:val="0"/>
-          <w:bCs w:val="0"/>
+          <w:bCs/>
           <w:sz w:val="21"/>
           <w:szCs w:val="21"/>
         </w:rPr>
@@ -767,8 +767,8 @@
         <w:textAlignment w:val="auto"/>
         <w:rPr>
           <w:rFonts w:hint="eastAsia" w:ascii="Times New Roman" w:hAnsi="Times New Roman"/>
-          <w:b/>
-          <w:bCs w:val="0"/>
+          <w:b w:val="0"/>
+          <w:bCs/>
           <w:color w:val="000000" w:themeColor="text1"/>
           <w:sz w:val="21"/>
           <w:szCs w:val="21"/>
@@ -783,8 +783,8 @@
       <w:r>
         <w:rPr>
           <w:rFonts w:hint="eastAsia" w:ascii="Times New Roman" w:hAnsi="Times New Roman"/>
-          <w:b/>
-          <w:bCs w:val="0"/>
+          <w:b w:val="0"/>
+          <w:bCs/>
           <w:color w:val="000000" w:themeColor="text1"/>
           <w:sz w:val="21"/>
           <w:szCs w:val="21"/>
@@ -879,7 +879,7 @@
         <w:rPr>
           <w:rFonts w:ascii="Times New Roman" w:hAnsi="Times New Roman" w:eastAsia="宋体" w:cs="Times New Roman"/>
           <w:b w:val="0"/>
-          <w:bCs w:val="0"/>
+          <w:bCs/>
           <w:sz w:val="21"/>
           <w:szCs w:val="21"/>
         </w:rPr>
@@ -889,7 +889,7 @@
         <w:rPr>
           <w:rFonts w:hint="eastAsia" w:ascii="Times New Roman" w:hAnsi="Times New Roman" w:cs="Times New Roman"/>
           <w:b w:val="0"/>
-          <w:bCs w:val="0"/>
+          <w:bCs/>
           <w:sz w:val="21"/>
           <w:szCs w:val="21"/>
           <w:lang w:eastAsia="zh-CN"/>
@@ -900,7 +900,7 @@
         <w:rPr>
           <w:rFonts w:ascii="Times New Roman" w:hAnsi="Times New Roman" w:eastAsia="宋体" w:cs="Times New Roman"/>
           <w:b w:val="0"/>
-          <w:bCs w:val="0"/>
+          <w:bCs/>
           <w:sz w:val="21"/>
           <w:szCs w:val="21"/>
         </w:rPr>
@@ -910,7 +910,7 @@
         <w:rPr>
           <w:rFonts w:hint="eastAsia" w:ascii="Times New Roman" w:hAnsi="Times New Roman" w:cs="Times New Roman"/>
           <w:b w:val="0"/>
-          <w:bCs w:val="0"/>
+          <w:bCs/>
           <w:sz w:val="21"/>
           <w:szCs w:val="21"/>
           <w:lang w:eastAsia="zh-CN"/>
@@ -921,7 +921,7 @@
         <w:rPr>
           <w:rFonts w:ascii="Times New Roman" w:hAnsi="Times New Roman" w:eastAsia="宋体" w:cs="Times New Roman"/>
           <w:b w:val="0"/>
-          <w:bCs w:val="0"/>
+          <w:bCs/>
           <w:sz w:val="21"/>
           <w:szCs w:val="21"/>
         </w:rPr>
@@ -931,7 +931,7 @@
         <w:rPr>
           <w:rFonts w:hint="eastAsia" w:ascii="Times New Roman" w:hAnsi="Times New Roman" w:cs="Times New Roman"/>
           <w:b w:val="0"/>
-          <w:bCs w:val="0"/>
+          <w:bCs/>
           <w:sz w:val="21"/>
           <w:szCs w:val="21"/>
           <w:lang w:val="en-US" w:eastAsia="zh-CN"/>
@@ -942,7 +942,7 @@
         <w:rPr>
           <w:rFonts w:ascii="Times New Roman" w:hAnsi="Times New Roman" w:eastAsia="宋体" w:cs="Times New Roman"/>
           <w:b w:val="0"/>
-          <w:bCs w:val="0"/>
+          <w:bCs/>
           <w:sz w:val="21"/>
           <w:szCs w:val="21"/>
         </w:rPr>
@@ -952,7 +952,7 @@
         <w:rPr>
           <w:rFonts w:hint="eastAsia" w:ascii="Times New Roman" w:hAnsi="Times New Roman" w:cs="Times New Roman"/>
           <w:b w:val="0"/>
-          <w:bCs w:val="0"/>
+          <w:bCs/>
           <w:sz w:val="21"/>
           <w:szCs w:val="21"/>
           <w:lang w:eastAsia="zh-CN"/>
@@ -963,7 +963,7 @@
         <w:rPr>
           <w:rFonts w:hint="eastAsia" w:ascii="Times New Roman" w:hAnsi="Times New Roman" w:cs="Times New Roman"/>
           <w:b w:val="0"/>
-          <w:bCs w:val="0"/>
+          <w:bCs/>
           <w:sz w:val="21"/>
           <w:szCs w:val="21"/>
           <w:lang w:val="en-US" w:eastAsia="zh-CN"/>
@@ -1052,7 +1052,7 @@
         <w:rPr>
           <w:rFonts w:ascii="Times New Roman" w:hAnsi="Times New Roman" w:eastAsia="宋体" w:cs="Times New Roman"/>
           <w:b w:val="0"/>
-          <w:bCs w:val="0"/>
+          <w:bCs/>
           <w:sz w:val="21"/>
           <w:szCs w:val="21"/>
         </w:rPr>
@@ -1062,7 +1062,7 @@
         <w:rPr>
           <w:rFonts w:hint="eastAsia" w:ascii="Times New Roman" w:hAnsi="Times New Roman" w:cs="Times New Roman"/>
           <w:b w:val="0"/>
-          <w:bCs w:val="0"/>
+          <w:bCs/>
           <w:sz w:val="21"/>
           <w:szCs w:val="21"/>
           <w:lang w:eastAsia="zh-CN"/>
@@ -1073,7 +1073,7 @@
         <w:rPr>
           <w:rFonts w:ascii="Times New Roman" w:hAnsi="Times New Roman" w:eastAsia="宋体" w:cs="Times New Roman"/>
           <w:b w:val="0"/>
-          <w:bCs w:val="0"/>
+          <w:bCs/>
           <w:sz w:val="21"/>
           <w:szCs w:val="21"/>
         </w:rPr>
@@ -1083,7 +1083,7 @@
         <w:rPr>
           <w:rFonts w:hint="eastAsia" w:ascii="Times New Roman" w:hAnsi="Times New Roman" w:cs="Times New Roman"/>
           <w:b w:val="0"/>
-          <w:bCs w:val="0"/>
+          <w:bCs/>
           <w:sz w:val="21"/>
           <w:szCs w:val="21"/>
           <w:lang w:eastAsia="zh-CN"/>
@@ -1094,7 +1094,7 @@
         <w:rPr>
           <w:rFonts w:ascii="Times New Roman" w:hAnsi="Times New Roman" w:eastAsia="宋体" w:cs="Times New Roman"/>
           <w:b w:val="0"/>
-          <w:bCs w:val="0"/>
+          <w:bCs/>
           <w:sz w:val="21"/>
           <w:szCs w:val="21"/>
         </w:rPr>
@@ -1104,7 +1104,7 @@
         <w:rPr>
           <w:rFonts w:hint="eastAsia" w:ascii="Times New Roman" w:hAnsi="Times New Roman" w:cs="Times New Roman"/>
           <w:b w:val="0"/>
-          <w:bCs w:val="0"/>
+          <w:bCs/>
           <w:sz w:val="21"/>
           <w:szCs w:val="21"/>
           <w:lang w:eastAsia="zh-CN"/>
@@ -1115,7 +1115,7 @@
         <w:rPr>
           <w:rFonts w:ascii="Times New Roman" w:hAnsi="Times New Roman" w:eastAsia="宋体" w:cs="Times New Roman"/>
           <w:b w:val="0"/>
-          <w:bCs w:val="0"/>
+          <w:bCs/>
           <w:sz w:val="21"/>
           <w:szCs w:val="21"/>
         </w:rPr>
@@ -1125,7 +1125,7 @@
         <w:rPr>
           <w:rFonts w:hint="eastAsia" w:ascii="Times New Roman" w:hAnsi="Times New Roman" w:cs="Times New Roman"/>
           <w:b w:val="0"/>
-          <w:bCs w:val="0"/>
+          <w:bCs/>
           <w:sz w:val="21"/>
           <w:szCs w:val="21"/>
           <w:lang w:eastAsia="zh-CN"/>
@@ -1136,7 +1136,7 @@
         <w:rPr>
           <w:rFonts w:ascii="Times New Roman" w:hAnsi="Times New Roman" w:eastAsia="宋体" w:cs="Times New Roman"/>
           <w:b w:val="0"/>
-          <w:bCs w:val="0"/>
+          <w:bCs/>
           <w:sz w:val="21"/>
           <w:szCs w:val="21"/>
         </w:rPr>
@@ -1224,7 +1224,7 @@
         <w:rPr>
           <w:rFonts w:ascii="Times New Roman" w:hAnsi="Times New Roman" w:eastAsia="宋体" w:cs="Times New Roman"/>
           <w:b w:val="0"/>
-          <w:bCs w:val="0"/>
+          <w:bCs/>
           <w:sz w:val="21"/>
           <w:szCs w:val="21"/>
         </w:rPr>
@@ -1234,7 +1234,7 @@
         <w:rPr>
           <w:rFonts w:hint="eastAsia" w:ascii="Times New Roman" w:hAnsi="Times New Roman" w:cs="Times New Roman"/>
           <w:b w:val="0"/>
-          <w:bCs w:val="0"/>
+          <w:bCs/>
           <w:sz w:val="21"/>
           <w:szCs w:val="21"/>
           <w:lang w:eastAsia="zh-CN"/>
@@ -1245,7 +1245,7 @@
         <w:rPr>
           <w:rFonts w:ascii="Times New Roman" w:hAnsi="Times New Roman" w:eastAsia="宋体" w:cs="Times New Roman"/>
           <w:b w:val="0"/>
-          <w:bCs w:val="0"/>
+          <w:bCs/>
           <w:sz w:val="21"/>
           <w:szCs w:val="21"/>
         </w:rPr>
@@ -1255,7 +1255,7 @@
         <w:rPr>
           <w:rFonts w:hint="eastAsia" w:ascii="Times New Roman" w:hAnsi="Times New Roman" w:cs="Times New Roman"/>
           <w:b w:val="0"/>
-          <w:bCs w:val="0"/>
+          <w:bCs/>
           <w:sz w:val="21"/>
           <w:szCs w:val="21"/>
           <w:lang w:eastAsia="zh-CN"/>
@@ -1266,7 +1266,7 @@
         <w:rPr>
           <w:rFonts w:ascii="Times New Roman" w:hAnsi="Times New Roman" w:eastAsia="宋体" w:cs="Times New Roman"/>
           <w:b w:val="0"/>
-          <w:bCs w:val="0"/>
+          <w:bCs/>
           <w:sz w:val="21"/>
           <w:szCs w:val="21"/>
         </w:rPr>
@@ -1380,7 +1380,7 @@
         <w:rPr>
           <w:rFonts w:ascii="Times New Roman" w:hAnsi="Times New Roman" w:eastAsia="宋体" w:cs="Times New Roman"/>
           <w:b w:val="0"/>
-          <w:bCs w:val="0"/>
+          <w:bCs/>
           <w:sz w:val="21"/>
           <w:szCs w:val="21"/>
         </w:rPr>
@@ -1390,7 +1390,7 @@
         <w:rPr>
           <w:rFonts w:hint="eastAsia" w:ascii="Times New Roman" w:hAnsi="Times New Roman" w:cs="Times New Roman"/>
           <w:b w:val="0"/>
-          <w:bCs w:val="0"/>
+          <w:bCs/>
           <w:sz w:val="21"/>
           <w:szCs w:val="21"/>
           <w:lang w:eastAsia="zh-CN"/>
@@ -1401,7 +1401,7 @@
         <w:rPr>
           <w:rFonts w:ascii="Times New Roman" w:hAnsi="Times New Roman" w:eastAsia="宋体" w:cs="Times New Roman"/>
           <w:b w:val="0"/>
-          <w:bCs w:val="0"/>
+          <w:bCs/>
           <w:sz w:val="21"/>
           <w:szCs w:val="21"/>
         </w:rPr>
@@ -1411,7 +1411,7 @@
         <w:rPr>
           <w:rFonts w:hint="eastAsia" w:ascii="Times New Roman" w:hAnsi="Times New Roman" w:cs="Times New Roman"/>
           <w:b w:val="0"/>
-          <w:bCs w:val="0"/>
+          <w:bCs/>
           <w:sz w:val="21"/>
           <w:szCs w:val="21"/>
           <w:lang w:eastAsia="zh-CN"/>
@@ -1422,7 +1422,7 @@
         <w:rPr>
           <w:rFonts w:hint="eastAsia" w:ascii="Times New Roman" w:hAnsi="Times New Roman" w:cs="Times New Roman"/>
           <w:b w:val="0"/>
-          <w:bCs w:val="0"/>
+          <w:bCs/>
           <w:sz w:val="21"/>
           <w:szCs w:val="21"/>
           <w:lang w:val="en-US" w:eastAsia="zh-CN"/>
@@ -1449,8 +1449,8 @@
         <w:textAlignment w:val="auto"/>
         <w:rPr>
           <w:rFonts w:ascii="Times New Roman" w:hAnsi="Times New Roman" w:eastAsia="宋体"/>
-          <w:b/>
-          <w:bCs w:val="0"/>
+          <w:b w:val="0"/>
+          <w:bCs/>
           <w:color w:val="000000" w:themeColor="text1"/>
           <w:sz w:val="21"/>
           <w:szCs w:val="21"/>
@@ -1464,8 +1464,8 @@
       <w:r>
         <w:rPr>
           <w:rFonts w:ascii="Times New Roman" w:hAnsi="Times New Roman" w:eastAsia="宋体"/>
-          <w:b/>
-          <w:bCs w:val="0"/>
+          <w:b w:val="0"/>
+          <w:bCs/>
           <w:color w:val="000000" w:themeColor="text1"/>
           <w:sz w:val="21"/>
           <w:szCs w:val="21"/>
@@ -1480,8 +1480,8 @@
       <w:r>
         <w:rPr>
           <w:rFonts w:hint="eastAsia" w:ascii="Times New Roman" w:hAnsi="Times New Roman"/>
-          <w:b/>
-          <w:bCs w:val="0"/>
+          <w:b w:val="0"/>
+          <w:bCs/>
           <w:color w:val="000000" w:themeColor="text1"/>
           <w:sz w:val="21"/>
           <w:szCs w:val="21"/>
@@ -1497,8 +1497,8 @@
       <w:r>
         <w:rPr>
           <w:rFonts w:ascii="Times New Roman" w:hAnsi="Times New Roman" w:eastAsia="宋体"/>
-          <w:b/>
-          <w:bCs w:val="0"/>
+          <w:b w:val="0"/>
+          <w:bCs/>
           <w:color w:val="000000" w:themeColor="text1"/>
           <w:sz w:val="21"/>
           <w:szCs w:val="21"/>
@@ -1592,7 +1592,7 @@
         <w:rPr>
           <w:rFonts w:ascii="Times New Roman" w:hAnsi="Times New Roman" w:cs="Times New Roman"/>
           <w:b w:val="0"/>
-          <w:bCs w:val="0"/>
+          <w:bCs/>
           <w:sz w:val="21"/>
           <w:szCs w:val="21"/>
         </w:rPr>
@@ -1602,7 +1602,7 @@
         <w:rPr>
           <w:rFonts w:hint="eastAsia" w:ascii="Times New Roman" w:hAnsi="Times New Roman" w:cs="Times New Roman"/>
           <w:b w:val="0"/>
-          <w:bCs w:val="0"/>
+          <w:bCs/>
           <w:sz w:val="21"/>
           <w:szCs w:val="21"/>
           <w:lang w:val="en-US" w:eastAsia="zh-CN"/>
@@ -1613,7 +1613,7 @@
         <w:rPr>
           <w:rFonts w:hint="eastAsia" w:ascii="Times New Roman" w:hAnsi="Times New Roman" w:cs="Times New Roman"/>
           <w:b w:val="0"/>
-          <w:bCs w:val="0"/>
+          <w:bCs/>
           <w:sz w:val="21"/>
           <w:szCs w:val="21"/>
           <w:lang w:eastAsia="zh-CN"/>
@@ -1624,7 +1624,7 @@
         <w:rPr>
           <w:rFonts w:hint="eastAsia" w:ascii="Times New Roman" w:hAnsi="Times New Roman" w:cs="Times New Roman"/>
           <w:b w:val="0"/>
-          <w:bCs w:val="0"/>
+          <w:bCs/>
           <w:sz w:val="21"/>
           <w:szCs w:val="21"/>
           <w:lang w:val="en-US" w:eastAsia="zh-CN"/>
@@ -1635,7 +1635,7 @@
         <w:rPr>
           <w:rFonts w:hint="eastAsia" w:ascii="Times New Roman" w:hAnsi="Times New Roman" w:cs="Times New Roman"/>
           <w:b w:val="0"/>
-          <w:bCs w:val="0"/>
+          <w:bCs/>
           <w:sz w:val="21"/>
           <w:szCs w:val="21"/>
           <w:lang w:eastAsia="zh-CN"/>
@@ -1646,7 +1646,7 @@
         <w:rPr>
           <w:rFonts w:hint="eastAsia" w:ascii="Times New Roman" w:hAnsi="Times New Roman" w:cs="Times New Roman"/>
           <w:b w:val="0"/>
-          <w:bCs w:val="0"/>
+          <w:bCs/>
           <w:sz w:val="21"/>
           <w:szCs w:val="21"/>
           <w:lang w:val="en-US" w:eastAsia="zh-CN"/>
@@ -1657,7 +1657,7 @@
         <w:rPr>
           <w:rFonts w:hint="eastAsia" w:ascii="Times New Roman" w:hAnsi="Times New Roman" w:cs="Times New Roman"/>
           <w:b w:val="0"/>
-          <w:bCs w:val="0"/>
+          <w:bCs/>
           <w:sz w:val="21"/>
           <w:szCs w:val="21"/>
           <w:lang w:eastAsia="zh-CN"/>
@@ -1746,7 +1746,7 @@
         <w:rPr>
           <w:rFonts w:ascii="Times New Roman" w:hAnsi="Times New Roman" w:cs="Times New Roman"/>
           <w:b w:val="0"/>
-          <w:bCs w:val="0"/>
+          <w:bCs/>
           <w:sz w:val="21"/>
           <w:szCs w:val="21"/>
         </w:rPr>
@@ -1756,7 +1756,7 @@
         <w:rPr>
           <w:rFonts w:hint="eastAsia" w:ascii="Times New Roman" w:hAnsi="Times New Roman" w:cs="Times New Roman"/>
           <w:b w:val="0"/>
-          <w:bCs w:val="0"/>
+          <w:bCs/>
           <w:sz w:val="21"/>
           <w:szCs w:val="21"/>
           <w:lang w:val="en-US" w:eastAsia="zh-CN"/>
@@ -1767,7 +1767,7 @@
         <w:rPr>
           <w:rFonts w:ascii="Times New Roman" w:hAnsi="Times New Roman" w:cs="Times New Roman"/>
           <w:b w:val="0"/>
-          <w:bCs w:val="0"/>
+          <w:bCs/>
           <w:sz w:val="21"/>
           <w:szCs w:val="21"/>
         </w:rPr>
@@ -1777,7 +1777,7 @@
         <w:rPr>
           <w:rFonts w:hint="eastAsia" w:ascii="Times New Roman" w:hAnsi="Times New Roman" w:cs="Times New Roman"/>
           <w:b w:val="0"/>
-          <w:bCs w:val="0"/>
+          <w:bCs/>
           <w:sz w:val="21"/>
           <w:szCs w:val="21"/>
           <w:lang w:eastAsia="zh-CN"/>
@@ -1788,7 +1788,7 @@
         <w:rPr>
           <w:rFonts w:hint="eastAsia" w:ascii="Times New Roman" w:hAnsi="Times New Roman" w:cs="Times New Roman"/>
           <w:b w:val="0"/>
-          <w:bCs w:val="0"/>
+          <w:bCs/>
           <w:sz w:val="21"/>
           <w:szCs w:val="21"/>
           <w:lang w:val="en-US" w:eastAsia="zh-CN"/>
@@ -1799,7 +1799,7 @@
         <w:rPr>
           <w:rFonts w:ascii="Times New Roman" w:hAnsi="Times New Roman" w:cs="Times New Roman"/>
           <w:b w:val="0"/>
-          <w:bCs w:val="0"/>
+          <w:bCs/>
           <w:sz w:val="21"/>
           <w:szCs w:val="21"/>
         </w:rPr>
@@ -1809,7 +1809,7 @@
         <w:rPr>
           <w:rFonts w:hint="eastAsia" w:ascii="Times New Roman" w:hAnsi="Times New Roman" w:cs="Times New Roman"/>
           <w:b w:val="0"/>
-          <w:bCs w:val="0"/>
+          <w:bCs/>
           <w:sz w:val="21"/>
           <w:szCs w:val="21"/>
           <w:lang w:eastAsia="zh-CN"/>
@@ -1820,7 +1820,7 @@
         <w:rPr>
           <w:rFonts w:ascii="Times New Roman" w:hAnsi="Times New Roman" w:cs="Times New Roman"/>
           <w:b w:val="0"/>
-          <w:bCs w:val="0"/>
+          <w:bCs/>
           <w:sz w:val="21"/>
           <w:szCs w:val="21"/>
         </w:rPr>
@@ -1830,7 +1830,7 @@
         <w:rPr>
           <w:rFonts w:hint="eastAsia" w:ascii="Times New Roman" w:hAnsi="Times New Roman" w:cs="Times New Roman"/>
           <w:b w:val="0"/>
-          <w:bCs w:val="0"/>
+          <w:bCs/>
           <w:sz w:val="21"/>
           <w:szCs w:val="21"/>
           <w:lang w:eastAsia="zh-CN"/>
@@ -1841,7 +1841,7 @@
         <w:rPr>
           <w:rFonts w:hint="eastAsia" w:ascii="Times New Roman" w:hAnsi="Times New Roman" w:cs="Times New Roman"/>
           <w:b w:val="0"/>
-          <w:bCs w:val="0"/>
+          <w:bCs/>
           <w:sz w:val="21"/>
           <w:szCs w:val="21"/>
           <w:lang w:val="en-US" w:eastAsia="zh-CN"/>
@@ -1852,7 +1852,7 @@
         <w:rPr>
           <w:rFonts w:ascii="Times New Roman" w:hAnsi="Times New Roman" w:cs="Times New Roman"/>
           <w:b w:val="0"/>
-          <w:bCs w:val="0"/>
+          <w:bCs/>
           <w:sz w:val="21"/>
           <w:szCs w:val="21"/>
         </w:rPr>
@@ -1862,7 +1862,7 @@
         <w:rPr>
           <w:rFonts w:hint="eastAsia" w:ascii="Times New Roman" w:hAnsi="Times New Roman" w:cs="Times New Roman"/>
           <w:b w:val="0"/>
-          <w:bCs w:val="0"/>
+          <w:bCs/>
           <w:sz w:val="21"/>
           <w:szCs w:val="21"/>
           <w:lang w:eastAsia="zh-CN"/>
@@ -1873,7 +1873,7 @@
         <w:rPr>
           <w:rFonts w:hint="eastAsia" w:ascii="Times New Roman" w:hAnsi="Times New Roman" w:cs="Times New Roman"/>
           <w:b w:val="0"/>
-          <w:bCs w:val="0"/>
+          <w:bCs/>
           <w:sz w:val="21"/>
           <w:szCs w:val="21"/>
           <w:lang w:val="en-US" w:eastAsia="zh-CN"/>
@@ -1884,7 +1884,7 @@
         <w:rPr>
           <w:rFonts w:ascii="Times New Roman" w:hAnsi="Times New Roman" w:cs="Times New Roman"/>
           <w:b w:val="0"/>
-          <w:bCs w:val="0"/>
+          <w:bCs/>
           <w:sz w:val="21"/>
           <w:szCs w:val="21"/>
         </w:rPr>
@@ -1894,7 +1894,7 @@
         <w:rPr>
           <w:rFonts w:hint="eastAsia" w:ascii="Times New Roman" w:hAnsi="Times New Roman" w:cs="Times New Roman"/>
           <w:b w:val="0"/>
-          <w:bCs w:val="0"/>
+          <w:bCs/>
           <w:sz w:val="21"/>
           <w:szCs w:val="21"/>
           <w:lang w:eastAsia="zh-CN"/>
@@ -1905,7 +1905,7 @@
         <w:rPr>
           <w:rFonts w:hint="eastAsia" w:ascii="Times New Roman" w:hAnsi="Times New Roman" w:cs="Times New Roman"/>
           <w:b w:val="0"/>
-          <w:bCs w:val="0"/>
+          <w:bCs/>
           <w:sz w:val="21"/>
           <w:szCs w:val="21"/>
           <w:lang w:val="en-US" w:eastAsia="zh-CN"/>
@@ -1916,7 +1916,7 @@
         <w:rPr>
           <w:rFonts w:ascii="Times New Roman" w:hAnsi="Times New Roman" w:cs="Times New Roman"/>
           <w:b w:val="0"/>
-          <w:bCs w:val="0"/>
+          <w:bCs/>
           <w:sz w:val="21"/>
           <w:szCs w:val="21"/>
         </w:rPr>
@@ -2004,7 +2004,7 @@
         <w:rPr>
           <w:rFonts w:ascii="Times New Roman" w:hAnsi="Times New Roman" w:eastAsia="宋体" w:cs="Times New Roman"/>
           <w:b w:val="0"/>
-          <w:bCs w:val="0"/>
+          <w:bCs/>
           <w:sz w:val="21"/>
           <w:szCs w:val="21"/>
         </w:rPr>
@@ -2014,7 +2014,7 @@
         <w:rPr>
           <w:rFonts w:hint="eastAsia" w:ascii="Times New Roman" w:hAnsi="Times New Roman" w:cs="Times New Roman"/>
           <w:b w:val="0"/>
-          <w:bCs w:val="0"/>
+          <w:bCs/>
           <w:sz w:val="21"/>
           <w:szCs w:val="21"/>
           <w:lang w:val="en-US" w:eastAsia="zh-CN"/>
@@ -2025,7 +2025,7 @@
         <w:rPr>
           <w:rFonts w:ascii="Times New Roman" w:hAnsi="Times New Roman" w:eastAsia="宋体" w:cs="Times New Roman"/>
           <w:b w:val="0"/>
-          <w:bCs w:val="0"/>
+          <w:bCs/>
           <w:sz w:val="21"/>
           <w:szCs w:val="21"/>
         </w:rPr>
@@ -2035,7 +2035,7 @@
         <w:rPr>
           <w:rFonts w:hint="eastAsia" w:ascii="Times New Roman" w:hAnsi="Times New Roman" w:cs="Times New Roman"/>
           <w:b w:val="0"/>
-          <w:bCs w:val="0"/>
+          <w:bCs/>
           <w:sz w:val="21"/>
           <w:szCs w:val="21"/>
           <w:lang w:val="en-US" w:eastAsia="zh-CN"/>
@@ -2046,7 +2046,7 @@
         <w:rPr>
           <w:rFonts w:ascii="Times New Roman" w:hAnsi="Times New Roman" w:eastAsia="宋体" w:cs="Times New Roman"/>
           <w:b w:val="0"/>
-          <w:bCs w:val="0"/>
+          <w:bCs/>
           <w:sz w:val="21"/>
           <w:szCs w:val="21"/>
         </w:rPr>
@@ -2056,7 +2056,7 @@
         <w:rPr>
           <w:rFonts w:hint="eastAsia" w:ascii="Times New Roman" w:hAnsi="Times New Roman" w:cs="Times New Roman"/>
           <w:b w:val="0"/>
-          <w:bCs w:val="0"/>
+          <w:bCs/>
           <w:sz w:val="21"/>
           <w:szCs w:val="21"/>
           <w:lang w:val="en-US" w:eastAsia="zh-CN"/>
@@ -2067,7 +2067,7 @@
         <w:rPr>
           <w:rFonts w:ascii="Times New Roman" w:hAnsi="Times New Roman" w:eastAsia="宋体" w:cs="Times New Roman"/>
           <w:b w:val="0"/>
-          <w:bCs w:val="0"/>
+          <w:bCs/>
           <w:sz w:val="21"/>
           <w:szCs w:val="21"/>
         </w:rPr>
@@ -2077,7 +2077,7 @@
         <w:rPr>
           <w:rFonts w:hint="eastAsia" w:ascii="Times New Roman" w:hAnsi="Times New Roman" w:cs="Times New Roman"/>
           <w:b w:val="0"/>
-          <w:bCs w:val="0"/>
+          <w:bCs/>
           <w:sz w:val="21"/>
           <w:szCs w:val="21"/>
           <w:lang w:eastAsia="zh-CN"/>
@@ -2088,7 +2088,7 @@
         <w:rPr>
           <w:rFonts w:ascii="Times New Roman" w:hAnsi="Times New Roman" w:cs="Times New Roman"/>
           <w:b w:val="0"/>
-          <w:bCs w:val="0"/>
+          <w:bCs/>
           <w:sz w:val="21"/>
           <w:szCs w:val="21"/>
         </w:rPr>
@@ -2098,7 +2098,7 @@
         <w:rPr>
           <w:rFonts w:hint="eastAsia" w:ascii="Times New Roman" w:hAnsi="Times New Roman" w:cs="Times New Roman"/>
           <w:b w:val="0"/>
-          <w:bCs w:val="0"/>
+          <w:bCs/>
           <w:sz w:val="21"/>
           <w:szCs w:val="21"/>
           <w:lang w:val="en-US" w:eastAsia="zh-CN"/>
@@ -2109,7 +2109,7 @@
         <w:rPr>
           <w:rFonts w:ascii="Times New Roman" w:hAnsi="Times New Roman" w:cs="Times New Roman"/>
           <w:b w:val="0"/>
-          <w:bCs w:val="0"/>
+          <w:bCs/>
           <w:sz w:val="21"/>
           <w:szCs w:val="21"/>
         </w:rPr>
@@ -2119,7 +2119,7 @@
         <w:rPr>
           <w:rFonts w:hint="eastAsia" w:ascii="Times New Roman" w:hAnsi="Times New Roman" w:cs="Times New Roman"/>
           <w:b w:val="0"/>
-          <w:bCs w:val="0"/>
+          <w:bCs/>
           <w:sz w:val="21"/>
           <w:szCs w:val="21"/>
           <w:lang w:eastAsia="zh-CN"/>
@@ -2208,7 +2208,7 @@
         <w:rPr>
           <w:rFonts w:ascii="Times New Roman" w:hAnsi="Times New Roman" w:cs="Times New Roman"/>
           <w:b w:val="0"/>
-          <w:bCs w:val="0"/>
+          <w:bCs/>
           <w:sz w:val="21"/>
           <w:szCs w:val="21"/>
         </w:rPr>
@@ -2218,7 +2218,7 @@
         <w:rPr>
           <w:rFonts w:hint="eastAsia" w:ascii="Times New Roman" w:hAnsi="Times New Roman" w:cs="Times New Roman"/>
           <w:b w:val="0"/>
-          <w:bCs w:val="0"/>
+          <w:bCs/>
           <w:sz w:val="21"/>
           <w:szCs w:val="21"/>
           <w:lang w:val="en-US" w:eastAsia="zh-CN"/>
@@ -2229,7 +2229,7 @@
         <w:rPr>
           <w:rFonts w:ascii="Times New Roman" w:hAnsi="Times New Roman" w:cs="Times New Roman"/>
           <w:b w:val="0"/>
-          <w:bCs w:val="0"/>
+          <w:bCs/>
           <w:sz w:val="21"/>
           <w:szCs w:val="21"/>
         </w:rPr>
@@ -2239,7 +2239,7 @@
         <w:rPr>
           <w:rFonts w:hint="eastAsia" w:ascii="Times New Roman" w:hAnsi="Times New Roman" w:cs="Times New Roman"/>
           <w:b w:val="0"/>
-          <w:bCs w:val="0"/>
+          <w:bCs/>
           <w:sz w:val="21"/>
           <w:szCs w:val="21"/>
           <w:lang w:val="en-US" w:eastAsia="zh-CN"/>
@@ -2250,7 +2250,7 @@
         <w:rPr>
           <w:rFonts w:ascii="Times New Roman" w:hAnsi="Times New Roman" w:cs="Times New Roman"/>
           <w:b w:val="0"/>
-          <w:bCs w:val="0"/>
+          <w:bCs/>
           <w:sz w:val="21"/>
           <w:szCs w:val="21"/>
         </w:rPr>
@@ -2260,7 +2260,7 @@
         <w:rPr>
           <w:rFonts w:hint="eastAsia" w:ascii="Times New Roman" w:hAnsi="Times New Roman" w:cs="Times New Roman"/>
           <w:b w:val="0"/>
-          <w:bCs w:val="0"/>
+          <w:bCs/>
           <w:sz w:val="21"/>
           <w:szCs w:val="21"/>
           <w:lang w:eastAsia="zh-CN"/>
@@ -2271,7 +2271,7 @@
         <w:rPr>
           <w:rFonts w:hint="eastAsia" w:ascii="Times New Roman" w:hAnsi="Times New Roman" w:cs="Times New Roman"/>
           <w:b w:val="0"/>
-          <w:bCs w:val="0"/>
+          <w:bCs/>
           <w:sz w:val="21"/>
           <w:szCs w:val="21"/>
           <w:lang w:val="en-US" w:eastAsia="zh-CN"/>
@@ -2282,7 +2282,7 @@
         <w:rPr>
           <w:rFonts w:ascii="Times New Roman" w:hAnsi="Times New Roman" w:cs="Times New Roman"/>
           <w:b w:val="0"/>
-          <w:bCs w:val="0"/>
+          <w:bCs/>
           <w:sz w:val="21"/>
           <w:szCs w:val="21"/>
         </w:rPr>
@@ -2292,7 +2292,7 @@
         <w:rPr>
           <w:rFonts w:hint="eastAsia" w:ascii="Times New Roman" w:hAnsi="Times New Roman" w:cs="Times New Roman"/>
           <w:b w:val="0"/>
-          <w:bCs w:val="0"/>
+          <w:bCs/>
           <w:sz w:val="21"/>
           <w:szCs w:val="21"/>
           <w:lang w:eastAsia="zh-CN"/>
@@ -2303,7 +2303,7 @@
         <w:rPr>
           <w:rFonts w:hint="eastAsia" w:ascii="Times New Roman" w:hAnsi="Times New Roman" w:cs="Times New Roman"/>
           <w:b w:val="0"/>
-          <w:bCs w:val="0"/>
+          <w:bCs/>
           <w:sz w:val="21"/>
           <w:szCs w:val="21"/>
           <w:lang w:val="en-US" w:eastAsia="zh-CN"/>
@@ -2314,7 +2314,7 @@
         <w:rPr>
           <w:rFonts w:ascii="Times New Roman" w:hAnsi="Times New Roman" w:cs="Times New Roman"/>
           <w:b w:val="0"/>
-          <w:bCs w:val="0"/>
+          <w:bCs/>
           <w:sz w:val="21"/>
           <w:szCs w:val="21"/>
         </w:rPr>
@@ -2324,7 +2324,7 @@
         <w:rPr>
           <w:rFonts w:hint="eastAsia" w:ascii="Times New Roman" w:hAnsi="Times New Roman" w:cs="Times New Roman"/>
           <w:b w:val="0"/>
-          <w:bCs w:val="0"/>
+          <w:bCs/>
           <w:sz w:val="21"/>
           <w:szCs w:val="21"/>
           <w:lang w:val="en-US" w:eastAsia="zh-CN"/>
@@ -2335,7 +2335,7 @@
         <w:rPr>
           <w:rFonts w:ascii="Times New Roman" w:hAnsi="Times New Roman" w:cs="Times New Roman"/>
           <w:b w:val="0"/>
-          <w:bCs w:val="0"/>
+          <w:bCs/>
           <w:sz w:val="21"/>
           <w:szCs w:val="21"/>
         </w:rPr>
@@ -2345,7 +2345,7 @@
         <w:rPr>
           <w:rFonts w:hint="eastAsia" w:ascii="Times New Roman" w:hAnsi="Times New Roman" w:cs="Times New Roman"/>
           <w:b w:val="0"/>
-          <w:bCs w:val="0"/>
+          <w:bCs/>
           <w:sz w:val="21"/>
           <w:szCs w:val="21"/>
           <w:lang w:val="en-US" w:eastAsia="zh-CN"/>
@@ -2356,7 +2356,7 @@
         <w:rPr>
           <w:rFonts w:ascii="Times New Roman" w:hAnsi="Times New Roman" w:cs="Times New Roman"/>
           <w:b w:val="0"/>
-          <w:bCs w:val="0"/>
+          <w:bCs/>
           <w:sz w:val="21"/>
           <w:szCs w:val="21"/>
         </w:rPr>
@@ -2409,22 +2409,7 @@
           <w:szCs w:val="21"/>
           <w:lang w:val="en-US" w:eastAsia="zh-CN" w:bidi="ar"/>
         </w:rPr>
-        <w:t>古树名木多模态检索系统功能不完善，缺乏按照科、属、种等基本检索功能，而不只是按照输入位置坐标或上传图像的检索模式，</w:t>
-      </w:r>
-      <w:bookmarkStart w:id="0" w:name="_GoBack"/>
-      <w:bookmarkEnd w:id="0"/>
-      <w:r>
-        <w:rPr>
-          <w:rFonts w:hint="eastAsia" w:cs="宋体"/>
-          <w:b w:val="0"/>
-          <w:bCs/>
-          <w:color w:val="000000"/>
-          <w:kern w:val="0"/>
-          <w:sz w:val="21"/>
-          <w:szCs w:val="21"/>
-          <w:lang w:val="en-US" w:eastAsia="zh-CN" w:bidi="ar"/>
-        </w:rPr>
-        <w:t>并且整个系统工程量较为单薄，似乎更像一个演示系统。</w:t>
+        <w:t>古树名木多模态检索系统功能不完善，缺乏按照科、属、种等基本检索功能，而不只是按照输入位置坐标或上传图像的检索模式，并且整个系统工程量较为单薄，似乎更像一个演示系统。</w:t>
       </w:r>
     </w:p>
     <w:p>
@@ -2459,7 +2444,7 @@
         <w:rPr>
           <w:rFonts w:ascii="Times New Roman" w:hAnsi="Times New Roman" w:cs="Times New Roman"/>
           <w:b w:val="0"/>
-          <w:bCs w:val="0"/>
+          <w:bCs/>
           <w:sz w:val="21"/>
           <w:szCs w:val="21"/>
         </w:rPr>
@@ -2469,7 +2454,7 @@
         <w:rPr>
           <w:rFonts w:hint="eastAsia" w:ascii="Times New Roman" w:hAnsi="Times New Roman" w:cs="Times New Roman"/>
           <w:b w:val="0"/>
-          <w:bCs w:val="0"/>
+          <w:bCs/>
           <w:sz w:val="21"/>
           <w:szCs w:val="21"/>
           <w:lang w:val="en-US" w:eastAsia="zh-CN"/>
@@ -2480,7 +2465,7 @@
         <w:rPr>
           <w:rFonts w:ascii="Times New Roman" w:hAnsi="Times New Roman" w:cs="Times New Roman"/>
           <w:b w:val="0"/>
-          <w:bCs w:val="0"/>
+          <w:bCs/>
           <w:sz w:val="21"/>
           <w:szCs w:val="21"/>
         </w:rPr>
@@ -2490,7 +2475,7 @@
         <w:rPr>
           <w:rFonts w:hint="eastAsia" w:ascii="Times New Roman" w:hAnsi="Times New Roman" w:cs="Times New Roman"/>
           <w:b w:val="0"/>
-          <w:bCs w:val="0"/>
+          <w:bCs/>
           <w:sz w:val="21"/>
           <w:szCs w:val="21"/>
           <w:lang w:eastAsia="zh-CN"/>
@@ -2501,7 +2486,7 @@
         <w:rPr>
           <w:rFonts w:hint="eastAsia" w:ascii="Times New Roman" w:hAnsi="Times New Roman" w:cs="Times New Roman"/>
           <w:b w:val="0"/>
-          <w:bCs w:val="0"/>
+          <w:bCs/>
           <w:sz w:val="21"/>
           <w:szCs w:val="21"/>
           <w:lang w:val="en-US" w:eastAsia="zh-CN"/>
@@ -2512,7 +2497,7 @@
         <w:rPr>
           <w:rFonts w:ascii="Times New Roman" w:hAnsi="Times New Roman" w:cs="Times New Roman"/>
           <w:b w:val="0"/>
-          <w:bCs w:val="0"/>
+          <w:bCs/>
           <w:sz w:val="21"/>
           <w:szCs w:val="21"/>
         </w:rPr>
@@ -2522,7 +2507,7 @@
         <w:rPr>
           <w:rFonts w:hint="eastAsia" w:ascii="Times New Roman" w:hAnsi="Times New Roman" w:cs="Times New Roman"/>
           <w:b w:val="0"/>
-          <w:bCs w:val="0"/>
+          <w:bCs/>
           <w:sz w:val="21"/>
           <w:szCs w:val="21"/>
           <w:lang w:eastAsia="zh-CN"/>
@@ -2533,7 +2518,7 @@
         <w:rPr>
           <w:rFonts w:hint="eastAsia" w:ascii="Times New Roman" w:hAnsi="Times New Roman" w:cs="Times New Roman"/>
           <w:b w:val="0"/>
-          <w:bCs w:val="0"/>
+          <w:bCs/>
           <w:sz w:val="21"/>
           <w:szCs w:val="21"/>
           <w:lang w:val="en-US" w:eastAsia="zh-CN"/>
@@ -2544,7 +2529,7 @@
         <w:rPr>
           <w:rFonts w:ascii="Times New Roman" w:hAnsi="Times New Roman" w:cs="Times New Roman"/>
           <w:b w:val="0"/>
-          <w:bCs w:val="0"/>
+          <w:bCs/>
           <w:sz w:val="21"/>
           <w:szCs w:val="21"/>
         </w:rPr>
@@ -2554,7 +2539,7 @@
         <w:rPr>
           <w:rFonts w:hint="eastAsia" w:ascii="Times New Roman" w:hAnsi="Times New Roman" w:cs="Times New Roman"/>
           <w:b w:val="0"/>
-          <w:bCs w:val="0"/>
+          <w:bCs/>
           <w:sz w:val="21"/>
           <w:szCs w:val="21"/>
           <w:lang w:val="en-US" w:eastAsia="zh-CN"/>
@@ -2565,7 +2550,7 @@
         <w:rPr>
           <w:rFonts w:hint="eastAsia" w:ascii="Times New Roman" w:hAnsi="Times New Roman" w:cs="Times New Roman"/>
           <w:b w:val="0"/>
-          <w:bCs w:val="0"/>
+          <w:bCs/>
           <w:sz w:val="21"/>
           <w:szCs w:val="21"/>
           <w:lang w:eastAsia="zh-CN"/>
@@ -2576,7 +2561,7 @@
         <w:rPr>
           <w:rFonts w:ascii="Times New Roman" w:hAnsi="Times New Roman" w:cs="Times New Roman"/>
           <w:b w:val="0"/>
-          <w:bCs w:val="0"/>
+          <w:bCs/>
           <w:sz w:val="21"/>
           <w:szCs w:val="21"/>
         </w:rPr>
@@ -2664,7 +2649,7 @@
         <w:rPr>
           <w:rFonts w:ascii="Times New Roman" w:hAnsi="Times New Roman" w:cs="Times New Roman"/>
           <w:b w:val="0"/>
-          <w:bCs w:val="0"/>
+          <w:bCs/>
           <w:sz w:val="21"/>
           <w:szCs w:val="21"/>
         </w:rPr>
@@ -2674,7 +2659,7 @@
         <w:rPr>
           <w:rFonts w:hint="eastAsia" w:ascii="Times New Roman" w:hAnsi="Times New Roman" w:cs="Times New Roman"/>
           <w:b w:val="0"/>
-          <w:bCs w:val="0"/>
+          <w:bCs/>
           <w:sz w:val="21"/>
           <w:szCs w:val="21"/>
           <w:lang w:val="en-US" w:eastAsia="zh-CN"/>
@@ -2685,7 +2670,7 @@
         <w:rPr>
           <w:rFonts w:ascii="Times New Roman" w:hAnsi="Times New Roman" w:cs="Times New Roman"/>
           <w:b w:val="0"/>
-          <w:bCs w:val="0"/>
+          <w:bCs/>
           <w:sz w:val="21"/>
           <w:szCs w:val="21"/>
         </w:rPr>
@@ -2695,7 +2680,7 @@
         <w:rPr>
           <w:rFonts w:hint="eastAsia" w:ascii="Times New Roman" w:hAnsi="Times New Roman" w:cs="Times New Roman"/>
           <w:b w:val="0"/>
-          <w:bCs w:val="0"/>
+          <w:bCs/>
           <w:sz w:val="21"/>
           <w:szCs w:val="21"/>
           <w:lang w:eastAsia="zh-CN"/>
@@ -2706,7 +2691,7 @@
         <w:rPr>
           <w:rFonts w:ascii="Times New Roman" w:hAnsi="Times New Roman" w:cs="Times New Roman"/>
           <w:b w:val="0"/>
-          <w:bCs w:val="0"/>
+          <w:bCs/>
           <w:sz w:val="21"/>
           <w:szCs w:val="21"/>
         </w:rPr>
@@ -2716,7 +2701,7 @@
         <w:rPr>
           <w:rFonts w:hint="eastAsia" w:ascii="Times New Roman" w:hAnsi="Times New Roman" w:cs="Times New Roman"/>
           <w:b w:val="0"/>
-          <w:bCs w:val="0"/>
+          <w:bCs/>
           <w:sz w:val="21"/>
           <w:szCs w:val="21"/>
           <w:lang w:eastAsia="zh-CN"/>
@@ -2727,7 +2712,7 @@
         <w:rPr>
           <w:rFonts w:hint="eastAsia" w:ascii="Times New Roman" w:hAnsi="Times New Roman" w:cs="Times New Roman"/>
           <w:b w:val="0"/>
-          <w:bCs w:val="0"/>
+          <w:bCs/>
           <w:sz w:val="21"/>
           <w:szCs w:val="21"/>
           <w:lang w:val="en-US" w:eastAsia="zh-CN"/>
@@ -2738,7 +2723,7 @@
         <w:rPr>
           <w:rFonts w:ascii="Times New Roman" w:hAnsi="Times New Roman" w:cs="Times New Roman"/>
           <w:b w:val="0"/>
-          <w:bCs w:val="0"/>
+          <w:bCs/>
           <w:sz w:val="21"/>
           <w:szCs w:val="21"/>
         </w:rPr>
@@ -2826,7 +2811,7 @@
         <w:rPr>
           <w:rFonts w:ascii="Times New Roman" w:hAnsi="Times New Roman" w:eastAsia="宋体" w:cs="Times New Roman"/>
           <w:b w:val="0"/>
-          <w:bCs w:val="0"/>
+          <w:bCs/>
           <w:sz w:val="21"/>
           <w:szCs w:val="21"/>
         </w:rPr>
@@ -2836,7 +2821,7 @@
         <w:rPr>
           <w:rFonts w:hint="eastAsia" w:ascii="Times New Roman" w:hAnsi="Times New Roman" w:cs="Times New Roman"/>
           <w:b w:val="0"/>
-          <w:bCs w:val="0"/>
+          <w:bCs/>
           <w:sz w:val="21"/>
           <w:szCs w:val="21"/>
           <w:lang w:val="en-US" w:eastAsia="zh-CN"/>
@@ -2847,7 +2832,7 @@
         <w:rPr>
           <w:rFonts w:ascii="Times New Roman" w:hAnsi="Times New Roman" w:eastAsia="宋体" w:cs="Times New Roman"/>
           <w:b w:val="0"/>
-          <w:bCs w:val="0"/>
+          <w:bCs/>
           <w:sz w:val="21"/>
           <w:szCs w:val="21"/>
         </w:rPr>
@@ -2857,7 +2842,7 @@
         <w:rPr>
           <w:rFonts w:hint="eastAsia" w:ascii="Times New Roman" w:hAnsi="Times New Roman" w:cs="Times New Roman"/>
           <w:b w:val="0"/>
-          <w:bCs w:val="0"/>
+          <w:bCs/>
           <w:sz w:val="21"/>
           <w:szCs w:val="21"/>
           <w:lang w:eastAsia="zh-CN"/>
@@ -2868,7 +2853,7 @@
         <w:rPr>
           <w:rFonts w:ascii="Times New Roman" w:hAnsi="Times New Roman" w:eastAsia="宋体" w:cs="Times New Roman"/>
           <w:b w:val="0"/>
-          <w:bCs w:val="0"/>
+          <w:bCs/>
           <w:sz w:val="21"/>
           <w:szCs w:val="21"/>
         </w:rPr>
@@ -2878,7 +2863,7 @@
         <w:rPr>
           <w:rFonts w:hint="eastAsia" w:ascii="Times New Roman" w:hAnsi="Times New Roman" w:cs="Times New Roman"/>
           <w:b w:val="0"/>
-          <w:bCs w:val="0"/>
+          <w:bCs/>
           <w:sz w:val="21"/>
           <w:szCs w:val="21"/>
           <w:lang w:eastAsia="zh-CN"/>
@@ -2889,7 +2874,7 @@
         <w:rPr>
           <w:rFonts w:ascii="Times New Roman" w:hAnsi="Times New Roman" w:eastAsia="宋体" w:cs="Times New Roman"/>
           <w:b w:val="0"/>
-          <w:bCs w:val="0"/>
+          <w:bCs/>
           <w:sz w:val="21"/>
           <w:szCs w:val="21"/>
         </w:rPr>
@@ -2899,7 +2884,7 @@
         <w:rPr>
           <w:rFonts w:hint="eastAsia" w:ascii="Times New Roman" w:hAnsi="Times New Roman" w:cs="Times New Roman"/>
           <w:b w:val="0"/>
-          <w:bCs w:val="0"/>
+          <w:bCs/>
           <w:sz w:val="21"/>
           <w:szCs w:val="21"/>
           <w:lang w:eastAsia="zh-CN"/>
@@ -2988,7 +2973,7 @@
         <w:rPr>
           <w:rFonts w:ascii="Times New Roman" w:hAnsi="Times New Roman" w:eastAsia="宋体" w:cs="Times New Roman"/>
           <w:b w:val="0"/>
-          <w:bCs w:val="0"/>
+          <w:bCs/>
           <w:sz w:val="21"/>
           <w:szCs w:val="21"/>
         </w:rPr>
@@ -3076,7 +3061,7 @@
         <w:rPr>
           <w:rFonts w:ascii="Times New Roman" w:hAnsi="Times New Roman" w:eastAsia="宋体" w:cs="Times New Roman"/>
           <w:b w:val="0"/>
-          <w:bCs w:val="0"/>
+          <w:bCs/>
           <w:sz w:val="21"/>
           <w:szCs w:val="21"/>
         </w:rPr>
@@ -3086,7 +3071,7 @@
         <w:rPr>
           <w:rFonts w:hint="eastAsia" w:ascii="Times New Roman" w:hAnsi="Times New Roman" w:cs="Times New Roman"/>
           <w:b w:val="0"/>
-          <w:bCs w:val="0"/>
+          <w:bCs/>
           <w:sz w:val="21"/>
           <w:szCs w:val="21"/>
           <w:lang w:val="en-US" w:eastAsia="zh-CN"/>
@@ -3097,7 +3082,7 @@
         <w:rPr>
           <w:rFonts w:ascii="Times New Roman" w:hAnsi="Times New Roman" w:eastAsia="宋体" w:cs="Times New Roman"/>
           <w:b w:val="0"/>
-          <w:bCs w:val="0"/>
+          <w:bCs/>
           <w:sz w:val="21"/>
           <w:szCs w:val="21"/>
         </w:rPr>
@@ -3107,7 +3092,7 @@
         <w:rPr>
           <w:rFonts w:hint="eastAsia" w:ascii="Times New Roman" w:hAnsi="Times New Roman" w:cs="Times New Roman"/>
           <w:b w:val="0"/>
-          <w:bCs w:val="0"/>
+          <w:bCs/>
           <w:sz w:val="21"/>
           <w:szCs w:val="21"/>
           <w:lang w:eastAsia="zh-CN"/>
@@ -3118,7 +3103,7 @@
         <w:rPr>
           <w:rFonts w:ascii="Times New Roman" w:hAnsi="Times New Roman" w:eastAsia="宋体" w:cs="Times New Roman"/>
           <w:b w:val="0"/>
-          <w:bCs w:val="0"/>
+          <w:bCs/>
           <w:sz w:val="21"/>
           <w:szCs w:val="21"/>
         </w:rPr>
@@ -3128,7 +3113,7 @@
         <w:rPr>
           <w:rFonts w:hint="eastAsia" w:ascii="Times New Roman" w:hAnsi="Times New Roman" w:cs="Times New Roman"/>
           <w:b w:val="0"/>
-          <w:bCs w:val="0"/>
+          <w:bCs/>
           <w:sz w:val="21"/>
           <w:szCs w:val="21"/>
           <w:lang w:eastAsia="zh-CN"/>
@@ -3139,7 +3124,7 @@
         <w:rPr>
           <w:rFonts w:ascii="Times New Roman" w:hAnsi="Times New Roman" w:eastAsia="宋体" w:cs="Times New Roman"/>
           <w:b w:val="0"/>
-          <w:bCs w:val="0"/>
+          <w:bCs/>
           <w:sz w:val="21"/>
           <w:szCs w:val="21"/>
         </w:rPr>
@@ -3149,7 +3134,7 @@
         <w:rPr>
           <w:rFonts w:hint="eastAsia" w:ascii="Times New Roman" w:hAnsi="Times New Roman" w:cs="Times New Roman"/>
           <w:b w:val="0"/>
-          <w:bCs w:val="0"/>
+          <w:bCs/>
           <w:sz w:val="21"/>
           <w:szCs w:val="21"/>
           <w:lang w:eastAsia="zh-CN"/>
@@ -3160,7 +3145,7 @@
         <w:rPr>
           <w:rFonts w:ascii="Times New Roman" w:hAnsi="Times New Roman" w:eastAsia="宋体" w:cs="Times New Roman"/>
           <w:b w:val="0"/>
-          <w:bCs w:val="0"/>
+          <w:bCs/>
           <w:sz w:val="21"/>
           <w:szCs w:val="21"/>
         </w:rPr>
@@ -3170,7 +3155,7 @@
         <w:rPr>
           <w:rFonts w:hint="eastAsia" w:ascii="Times New Roman" w:hAnsi="Times New Roman" w:cs="Times New Roman"/>
           <w:b w:val="0"/>
-          <w:bCs w:val="0"/>
+          <w:bCs/>
           <w:sz w:val="21"/>
           <w:szCs w:val="21"/>
           <w:lang w:eastAsia="zh-CN"/>
@@ -3181,7 +3166,7 @@
         <w:rPr>
           <w:rFonts w:ascii="Times New Roman" w:hAnsi="Times New Roman" w:eastAsia="宋体" w:cs="Times New Roman"/>
           <w:b w:val="0"/>
-          <w:bCs w:val="0"/>
+          <w:bCs/>
           <w:sz w:val="21"/>
           <w:szCs w:val="21"/>
         </w:rPr>
@@ -3191,7 +3176,7 @@
         <w:rPr>
           <w:rFonts w:hint="eastAsia" w:ascii="Times New Roman" w:hAnsi="Times New Roman" w:cs="Times New Roman"/>
           <w:b w:val="0"/>
-          <w:bCs w:val="0"/>
+          <w:bCs/>
           <w:sz w:val="21"/>
           <w:szCs w:val="21"/>
           <w:lang w:eastAsia="zh-CN"/>
@@ -3202,7 +3187,7 @@
         <w:rPr>
           <w:rFonts w:hint="eastAsia" w:ascii="Times New Roman" w:hAnsi="Times New Roman" w:cs="Times New Roman"/>
           <w:b w:val="0"/>
-          <w:bCs w:val="0"/>
+          <w:bCs/>
           <w:sz w:val="21"/>
           <w:szCs w:val="21"/>
           <w:lang w:val="en-US" w:eastAsia="zh-CN"/>
@@ -3213,7 +3198,7 @@
         <w:rPr>
           <w:rFonts w:ascii="Times New Roman" w:hAnsi="Times New Roman" w:eastAsia="宋体" w:cs="Times New Roman"/>
           <w:b w:val="0"/>
-          <w:bCs w:val="0"/>
+          <w:bCs/>
           <w:sz w:val="21"/>
           <w:szCs w:val="21"/>
         </w:rPr>
@@ -3223,7 +3208,7 @@
         <w:rPr>
           <w:rFonts w:hint="eastAsia" w:ascii="Times New Roman" w:hAnsi="Times New Roman" w:cs="Times New Roman"/>
           <w:b w:val="0"/>
-          <w:bCs w:val="0"/>
+          <w:bCs/>
           <w:sz w:val="21"/>
           <w:szCs w:val="21"/>
           <w:lang w:val="en-US" w:eastAsia="zh-CN"/>
@@ -3234,7 +3219,7 @@
         <w:rPr>
           <w:rFonts w:ascii="Times New Roman" w:hAnsi="Times New Roman" w:eastAsia="宋体" w:cs="Times New Roman"/>
           <w:b w:val="0"/>
-          <w:bCs w:val="0"/>
+          <w:bCs/>
           <w:sz w:val="21"/>
           <w:szCs w:val="21"/>
         </w:rPr>
@@ -3322,7 +3307,7 @@
         <w:rPr>
           <w:rFonts w:ascii="Times New Roman" w:hAnsi="Times New Roman" w:eastAsia="宋体" w:cs="Times New Roman"/>
           <w:b w:val="0"/>
-          <w:bCs w:val="0"/>
+          <w:bCs/>
           <w:sz w:val="21"/>
           <w:szCs w:val="21"/>
         </w:rPr>
@@ -3332,7 +3317,7 @@
         <w:rPr>
           <w:rFonts w:hint="eastAsia" w:ascii="Times New Roman" w:hAnsi="Times New Roman" w:cs="Times New Roman"/>
           <w:b w:val="0"/>
-          <w:bCs w:val="0"/>
+          <w:bCs/>
           <w:sz w:val="21"/>
           <w:szCs w:val="21"/>
           <w:lang w:val="en-US" w:eastAsia="zh-CN"/>
@@ -3343,7 +3328,7 @@
         <w:rPr>
           <w:rFonts w:ascii="Times New Roman" w:hAnsi="Times New Roman" w:eastAsia="宋体" w:cs="Times New Roman"/>
           <w:b w:val="0"/>
-          <w:bCs w:val="0"/>
+          <w:bCs/>
           <w:sz w:val="21"/>
           <w:szCs w:val="21"/>
         </w:rPr>
@@ -3353,7 +3338,7 @@
         <w:rPr>
           <w:rFonts w:hint="eastAsia" w:ascii="Times New Roman" w:hAnsi="Times New Roman" w:cs="Times New Roman"/>
           <w:b w:val="0"/>
-          <w:bCs w:val="0"/>
+          <w:bCs/>
           <w:sz w:val="21"/>
           <w:szCs w:val="21"/>
           <w:lang w:eastAsia="zh-CN"/>
@@ -3364,7 +3349,7 @@
         <w:rPr>
           <w:rFonts w:hint="eastAsia" w:ascii="Times New Roman" w:hAnsi="Times New Roman" w:cs="Times New Roman"/>
           <w:b w:val="0"/>
-          <w:bCs w:val="0"/>
+          <w:bCs/>
           <w:sz w:val="21"/>
           <w:szCs w:val="21"/>
           <w:lang w:val="en-US" w:eastAsia="zh-CN"/>
@@ -3375,7 +3360,7 @@
         <w:rPr>
           <w:rFonts w:ascii="Times New Roman" w:hAnsi="Times New Roman" w:eastAsia="宋体" w:cs="Times New Roman"/>
           <w:b w:val="0"/>
-          <w:bCs w:val="0"/>
+          <w:bCs/>
           <w:sz w:val="21"/>
           <w:szCs w:val="21"/>
         </w:rPr>
@@ -3385,7 +3370,7 @@
         <w:rPr>
           <w:rFonts w:hint="eastAsia" w:ascii="Times New Roman" w:hAnsi="Times New Roman" w:cs="Times New Roman"/>
           <w:b w:val="0"/>
-          <w:bCs w:val="0"/>
+          <w:bCs/>
           <w:sz w:val="21"/>
           <w:szCs w:val="21"/>
           <w:lang w:eastAsia="zh-CN"/>
@@ -3396,7 +3381,7 @@
         <w:rPr>
           <w:rFonts w:hint="eastAsia" w:ascii="Times New Roman" w:hAnsi="Times New Roman" w:cs="Times New Roman"/>
           <w:b w:val="0"/>
-          <w:bCs w:val="0"/>
+          <w:bCs/>
           <w:sz w:val="21"/>
           <w:szCs w:val="21"/>
           <w:lang w:val="en-US" w:eastAsia="zh-CN"/>
@@ -3407,7 +3392,7 @@
         <w:rPr>
           <w:rFonts w:ascii="Times New Roman" w:hAnsi="Times New Roman" w:eastAsia="宋体" w:cs="Times New Roman"/>
           <w:b w:val="0"/>
-          <w:bCs w:val="0"/>
+          <w:bCs/>
           <w:sz w:val="21"/>
           <w:szCs w:val="21"/>
         </w:rPr>
@@ -3417,7 +3402,7 @@
         <w:rPr>
           <w:rFonts w:hint="eastAsia" w:ascii="Times New Roman" w:hAnsi="Times New Roman" w:cs="Times New Roman"/>
           <w:b w:val="0"/>
-          <w:bCs w:val="0"/>
+          <w:bCs/>
           <w:sz w:val="21"/>
           <w:szCs w:val="21"/>
           <w:lang w:eastAsia="zh-CN"/>
@@ -3428,7 +3413,7 @@
         <w:rPr>
           <w:rFonts w:hint="eastAsia" w:ascii="Times New Roman" w:hAnsi="Times New Roman" w:cs="Times New Roman"/>
           <w:b w:val="0"/>
-          <w:bCs w:val="0"/>
+          <w:bCs/>
           <w:sz w:val="21"/>
           <w:szCs w:val="21"/>
           <w:lang w:val="en-US" w:eastAsia="zh-CN"/>
@@ -3439,7 +3424,7 @@
         <w:rPr>
           <w:rFonts w:ascii="Times New Roman" w:hAnsi="Times New Roman" w:eastAsia="宋体" w:cs="Times New Roman"/>
           <w:b w:val="0"/>
-          <w:bCs w:val="0"/>
+          <w:bCs/>
           <w:sz w:val="21"/>
           <w:szCs w:val="21"/>
         </w:rPr>
@@ -3449,7 +3434,7 @@
         <w:rPr>
           <w:rFonts w:hint="eastAsia" w:ascii="Times New Roman" w:hAnsi="Times New Roman" w:cs="Times New Roman"/>
           <w:b w:val="0"/>
-          <w:bCs w:val="0"/>
+          <w:bCs/>
           <w:sz w:val="21"/>
           <w:szCs w:val="21"/>
           <w:lang w:val="en-US" w:eastAsia="zh-CN"/>
@@ -3460,7 +3445,7 @@
         <w:rPr>
           <w:rFonts w:ascii="Times New Roman" w:hAnsi="Times New Roman" w:eastAsia="宋体" w:cs="Times New Roman"/>
           <w:b w:val="0"/>
-          <w:bCs w:val="0"/>
+          <w:bCs/>
           <w:sz w:val="21"/>
           <w:szCs w:val="21"/>
         </w:rPr>
@@ -3548,7 +3533,7 @@
         <w:rPr>
           <w:rFonts w:ascii="Times New Roman" w:hAnsi="Times New Roman" w:eastAsia="宋体" w:cs="Times New Roman"/>
           <w:b w:val="0"/>
-          <w:bCs w:val="0"/>
+          <w:bCs/>
           <w:sz w:val="21"/>
           <w:szCs w:val="21"/>
         </w:rPr>
@@ -3558,7 +3543,7 @@
         <w:rPr>
           <w:rFonts w:hint="eastAsia" w:ascii="Times New Roman" w:hAnsi="Times New Roman" w:eastAsia="宋体" w:cs="Times New Roman"/>
           <w:b w:val="0"/>
-          <w:bCs w:val="0"/>
+          <w:bCs/>
           <w:sz w:val="21"/>
           <w:szCs w:val="21"/>
         </w:rPr>
@@ -3568,7 +3553,7 @@
         <w:rPr>
           <w:rFonts w:ascii="Times New Roman" w:hAnsi="Times New Roman" w:eastAsia="宋体" w:cs="Times New Roman"/>
           <w:b w:val="0"/>
-          <w:bCs w:val="0"/>
+          <w:bCs/>
           <w:sz w:val="21"/>
           <w:szCs w:val="21"/>
         </w:rPr>
@@ -3578,7 +3563,7 @@
         <w:rPr>
           <w:rFonts w:hint="eastAsia" w:ascii="Times New Roman" w:hAnsi="Times New Roman" w:cs="Times New Roman"/>
           <w:b w:val="0"/>
-          <w:bCs w:val="0"/>
+          <w:bCs/>
           <w:sz w:val="21"/>
           <w:szCs w:val="21"/>
           <w:lang w:val="en-US" w:eastAsia="zh-CN"/>
@@ -3589,7 +3574,7 @@
         <w:rPr>
           <w:rFonts w:hint="eastAsia" w:ascii="Times New Roman" w:hAnsi="Times New Roman" w:eastAsia="宋体" w:cs="Times New Roman"/>
           <w:b w:val="0"/>
-          <w:bCs w:val="0"/>
+          <w:bCs/>
           <w:sz w:val="21"/>
           <w:szCs w:val="21"/>
         </w:rPr>
@@ -3599,7 +3584,7 @@
         <w:rPr>
           <w:rFonts w:hint="eastAsia" w:ascii="Times New Roman" w:hAnsi="Times New Roman" w:cs="Times New Roman"/>
           <w:b w:val="0"/>
-          <w:bCs w:val="0"/>
+          <w:bCs/>
           <w:sz w:val="21"/>
           <w:szCs w:val="21"/>
           <w:lang w:val="en-US" w:eastAsia="zh-CN"/>
@@ -3610,7 +3595,7 @@
         <w:rPr>
           <w:rFonts w:hint="eastAsia" w:ascii="Times New Roman" w:hAnsi="Times New Roman" w:eastAsia="宋体" w:cs="Times New Roman"/>
           <w:b w:val="0"/>
-          <w:bCs w:val="0"/>
+          <w:bCs/>
           <w:sz w:val="21"/>
           <w:szCs w:val="21"/>
         </w:rPr>
@@ -3620,7 +3605,7 @@
         <w:rPr>
           <w:rFonts w:hint="eastAsia" w:ascii="Times New Roman" w:hAnsi="Times New Roman" w:cs="Times New Roman"/>
           <w:b w:val="0"/>
-          <w:bCs w:val="0"/>
+          <w:bCs/>
           <w:sz w:val="21"/>
           <w:szCs w:val="21"/>
           <w:lang w:val="en-US" w:eastAsia="zh-CN"/>
@@ -3709,7 +3694,7 @@
         <w:rPr>
           <w:rFonts w:ascii="Times New Roman" w:hAnsi="Times New Roman" w:eastAsia="宋体" w:cs="Times New Roman"/>
           <w:b w:val="0"/>
-          <w:bCs w:val="0"/>
+          <w:bCs/>
           <w:sz w:val="21"/>
           <w:szCs w:val="21"/>
         </w:rPr>
@@ -3719,7 +3704,7 @@
         <w:rPr>
           <w:rFonts w:hint="eastAsia" w:ascii="Times New Roman" w:hAnsi="Times New Roman" w:cs="Times New Roman"/>
           <w:b w:val="0"/>
-          <w:bCs w:val="0"/>
+          <w:bCs/>
           <w:sz w:val="21"/>
           <w:szCs w:val="21"/>
           <w:lang w:val="en-US" w:eastAsia="zh-CN"/>
@@ -3730,7 +3715,7 @@
         <w:rPr>
           <w:rFonts w:ascii="Times New Roman" w:hAnsi="Times New Roman" w:eastAsia="宋体" w:cs="Times New Roman"/>
           <w:b w:val="0"/>
-          <w:bCs w:val="0"/>
+          <w:bCs/>
           <w:sz w:val="21"/>
           <w:szCs w:val="21"/>
         </w:rPr>
@@ -3740,7 +3725,7 @@
         <w:rPr>
           <w:rFonts w:hint="eastAsia" w:ascii="Times New Roman" w:hAnsi="Times New Roman" w:cs="Times New Roman"/>
           <w:b w:val="0"/>
-          <w:bCs w:val="0"/>
+          <w:bCs/>
           <w:sz w:val="21"/>
           <w:szCs w:val="21"/>
           <w:lang w:val="en-US" w:eastAsia="zh-CN"/>
@@ -3751,7 +3736,7 @@
         <w:rPr>
           <w:rFonts w:hint="eastAsia" w:ascii="Times New Roman" w:hAnsi="Times New Roman" w:cs="Times New Roman"/>
           <w:b w:val="0"/>
-          <w:bCs w:val="0"/>
+          <w:bCs/>
           <w:sz w:val="21"/>
           <w:szCs w:val="21"/>
           <w:lang w:eastAsia="zh-CN"/>
@@ -3762,7 +3747,7 @@
         <w:rPr>
           <w:rFonts w:ascii="Times New Roman" w:hAnsi="Times New Roman" w:eastAsia="宋体" w:cs="Times New Roman"/>
           <w:b w:val="0"/>
-          <w:bCs w:val="0"/>
+          <w:bCs/>
           <w:sz w:val="21"/>
           <w:szCs w:val="21"/>
         </w:rPr>
@@ -3772,7 +3757,7 @@
         <w:rPr>
           <w:rFonts w:hint="eastAsia" w:ascii="Times New Roman" w:hAnsi="Times New Roman" w:cs="Times New Roman"/>
           <w:b w:val="0"/>
-          <w:bCs w:val="0"/>
+          <w:bCs/>
           <w:sz w:val="21"/>
           <w:szCs w:val="21"/>
           <w:lang w:eastAsia="zh-CN"/>
@@ -3783,7 +3768,7 @@
         <w:rPr>
           <w:rFonts w:hint="eastAsia" w:ascii="Times New Roman" w:hAnsi="Times New Roman" w:cs="Times New Roman"/>
           <w:b w:val="0"/>
-          <w:bCs w:val="0"/>
+          <w:bCs/>
           <w:sz w:val="21"/>
           <w:szCs w:val="21"/>
           <w:lang w:val="en-US" w:eastAsia="zh-CN"/>
@@ -3794,7 +3779,7 @@
         <w:rPr>
           <w:rFonts w:ascii="Times New Roman" w:hAnsi="Times New Roman" w:eastAsia="宋体" w:cs="Times New Roman"/>
           <w:b w:val="0"/>
-          <w:bCs w:val="0"/>
+          <w:bCs/>
           <w:sz w:val="21"/>
           <w:szCs w:val="21"/>
         </w:rPr>
@@ -3804,7 +3789,7 @@
         <w:rPr>
           <w:rFonts w:hint="eastAsia" w:ascii="Times New Roman" w:hAnsi="Times New Roman" w:cs="Times New Roman"/>
           <w:b w:val="0"/>
-          <w:bCs w:val="0"/>
+          <w:bCs/>
           <w:sz w:val="21"/>
           <w:szCs w:val="21"/>
           <w:lang w:val="en-US" w:eastAsia="zh-CN"/>
@@ -3815,7 +3800,7 @@
         <w:rPr>
           <w:rFonts w:ascii="Times New Roman" w:hAnsi="Times New Roman" w:eastAsia="宋体" w:cs="Times New Roman"/>
           <w:b w:val="0"/>
-          <w:bCs w:val="0"/>
+          <w:bCs/>
           <w:sz w:val="21"/>
           <w:szCs w:val="21"/>
         </w:rPr>
@@ -3903,7 +3888,7 @@
         <w:rPr>
           <w:rFonts w:ascii="Times New Roman" w:hAnsi="Times New Roman" w:eastAsia="宋体" w:cs="Times New Roman"/>
           <w:b w:val="0"/>
-          <w:bCs w:val="0"/>
+          <w:bCs/>
           <w:sz w:val="21"/>
           <w:szCs w:val="21"/>
         </w:rPr>
@@ -3913,7 +3898,7 @@
         <w:rPr>
           <w:rFonts w:hint="eastAsia" w:ascii="Times New Roman" w:hAnsi="Times New Roman" w:cs="Times New Roman"/>
           <w:b w:val="0"/>
-          <w:bCs w:val="0"/>
+          <w:bCs/>
           <w:sz w:val="21"/>
           <w:szCs w:val="21"/>
           <w:lang w:val="en-US" w:eastAsia="zh-CN"/>
@@ -3924,7 +3909,7 @@
         <w:rPr>
           <w:rFonts w:ascii="Times New Roman" w:hAnsi="Times New Roman" w:eastAsia="宋体" w:cs="Times New Roman"/>
           <w:b w:val="0"/>
-          <w:bCs w:val="0"/>
+          <w:bCs/>
           <w:sz w:val="21"/>
           <w:szCs w:val="21"/>
         </w:rPr>
@@ -3934,7 +3919,7 @@
         <w:rPr>
           <w:rFonts w:hint="eastAsia" w:ascii="Times New Roman" w:hAnsi="Times New Roman" w:cs="Times New Roman"/>
           <w:b w:val="0"/>
-          <w:bCs w:val="0"/>
+          <w:bCs/>
           <w:sz w:val="21"/>
           <w:szCs w:val="21"/>
           <w:lang w:eastAsia="zh-CN"/>
@@ -3945,7 +3930,7 @@
         <w:rPr>
           <w:rFonts w:ascii="Times New Roman" w:hAnsi="Times New Roman" w:eastAsia="宋体" w:cs="Times New Roman"/>
           <w:b w:val="0"/>
-          <w:bCs w:val="0"/>
+          <w:bCs/>
           <w:sz w:val="21"/>
           <w:szCs w:val="21"/>
         </w:rPr>
@@ -3955,7 +3940,7 @@
         <w:rPr>
           <w:rFonts w:hint="eastAsia" w:ascii="Times New Roman" w:hAnsi="Times New Roman" w:cs="Times New Roman"/>
           <w:b w:val="0"/>
-          <w:bCs w:val="0"/>
+          <w:bCs/>
           <w:sz w:val="21"/>
           <w:szCs w:val="21"/>
           <w:lang w:eastAsia="zh-CN"/>
@@ -3966,7 +3951,7 @@
         <w:rPr>
           <w:rFonts w:hint="eastAsia" w:ascii="Times New Roman" w:hAnsi="Times New Roman" w:cs="Times New Roman"/>
           <w:b w:val="0"/>
-          <w:bCs w:val="0"/>
+          <w:bCs/>
           <w:sz w:val="21"/>
           <w:szCs w:val="21"/>
           <w:lang w:val="en-US" w:eastAsia="zh-CN"/>
@@ -3977,7 +3962,7 @@
         <w:rPr>
           <w:rFonts w:ascii="Times New Roman" w:hAnsi="Times New Roman" w:eastAsia="宋体" w:cs="Times New Roman"/>
           <w:b w:val="0"/>
-          <w:bCs w:val="0"/>
+          <w:bCs/>
           <w:sz w:val="21"/>
           <w:szCs w:val="21"/>
         </w:rPr>
@@ -3987,7 +3972,7 @@
         <w:rPr>
           <w:rFonts w:hint="eastAsia" w:ascii="Times New Roman" w:hAnsi="Times New Roman" w:cs="Times New Roman"/>
           <w:b w:val="0"/>
-          <w:bCs w:val="0"/>
+          <w:bCs/>
           <w:sz w:val="21"/>
           <w:szCs w:val="21"/>
           <w:lang w:eastAsia="zh-CN"/>
@@ -3998,7 +3983,7 @@
         <w:rPr>
           <w:rFonts w:ascii="Times New Roman" w:hAnsi="Times New Roman" w:eastAsia="宋体" w:cs="Times New Roman"/>
           <w:b w:val="0"/>
-          <w:bCs w:val="0"/>
+          <w:bCs/>
           <w:sz w:val="21"/>
           <w:szCs w:val="21"/>
         </w:rPr>
@@ -4008,7 +3993,7 @@
         <w:rPr>
           <w:rFonts w:hint="eastAsia" w:ascii="Times New Roman" w:hAnsi="Times New Roman" w:cs="Times New Roman"/>
           <w:b w:val="0"/>
-          <w:bCs w:val="0"/>
+          <w:bCs/>
           <w:sz w:val="21"/>
           <w:szCs w:val="21"/>
           <w:lang w:eastAsia="zh-CN"/>
@@ -4019,7 +4004,7 @@
         <w:rPr>
           <w:rFonts w:ascii="Times New Roman" w:hAnsi="Times New Roman" w:eastAsia="宋体" w:cs="Times New Roman"/>
           <w:b w:val="0"/>
-          <w:bCs w:val="0"/>
+          <w:bCs/>
           <w:sz w:val="21"/>
           <w:szCs w:val="21"/>
         </w:rPr>
@@ -4107,7 +4092,7 @@
         <w:rPr>
           <w:rFonts w:ascii="Times New Roman" w:hAnsi="Times New Roman" w:eastAsia="宋体" w:cs="Times New Roman"/>
           <w:b w:val="0"/>
-          <w:bCs w:val="0"/>
+          <w:bCs/>
           <w:sz w:val="21"/>
           <w:szCs w:val="21"/>
         </w:rPr>
@@ -4117,7 +4102,7 @@
         <w:rPr>
           <w:rFonts w:hint="eastAsia" w:ascii="Times New Roman" w:hAnsi="Times New Roman" w:cs="Times New Roman"/>
           <w:b w:val="0"/>
-          <w:bCs w:val="0"/>
+          <w:bCs/>
           <w:sz w:val="21"/>
           <w:szCs w:val="21"/>
           <w:lang w:val="en-US" w:eastAsia="zh-CN"/>
@@ -4128,7 +4113,7 @@
         <w:rPr>
           <w:rFonts w:ascii="Times New Roman" w:hAnsi="Times New Roman" w:eastAsia="宋体" w:cs="Times New Roman"/>
           <w:b w:val="0"/>
-          <w:bCs w:val="0"/>
+          <w:bCs/>
           <w:sz w:val="21"/>
           <w:szCs w:val="21"/>
         </w:rPr>
@@ -4138,7 +4123,7 @@
         <w:rPr>
           <w:rFonts w:hint="eastAsia" w:ascii="Times New Roman" w:hAnsi="Times New Roman" w:cs="Times New Roman"/>
           <w:b w:val="0"/>
-          <w:bCs w:val="0"/>
+          <w:bCs/>
           <w:sz w:val="21"/>
           <w:szCs w:val="21"/>
           <w:lang w:eastAsia="zh-CN"/>
@@ -4149,7 +4134,7 @@
         <w:rPr>
           <w:rFonts w:ascii="Times New Roman" w:hAnsi="Times New Roman" w:eastAsia="宋体" w:cs="Times New Roman"/>
           <w:b w:val="0"/>
-          <w:bCs w:val="0"/>
+          <w:bCs/>
           <w:sz w:val="21"/>
           <w:szCs w:val="21"/>
         </w:rPr>
@@ -4159,7 +4144,7 @@
         <w:rPr>
           <w:rFonts w:hint="eastAsia" w:ascii="Times New Roman" w:hAnsi="Times New Roman" w:cs="Times New Roman"/>
           <w:b w:val="0"/>
-          <w:bCs w:val="0"/>
+          <w:bCs/>
           <w:sz w:val="21"/>
           <w:szCs w:val="21"/>
           <w:lang w:val="en-US" w:eastAsia="zh-CN"/>
@@ -4170,7 +4155,7 @@
         <w:rPr>
           <w:rFonts w:hint="eastAsia" w:ascii="Times New Roman" w:hAnsi="Times New Roman" w:cs="Times New Roman"/>
           <w:b w:val="0"/>
-          <w:bCs w:val="0"/>
+          <w:bCs/>
           <w:sz w:val="21"/>
           <w:szCs w:val="21"/>
           <w:lang w:eastAsia="zh-CN"/>
@@ -4181,7 +4166,7 @@
         <w:rPr>
           <w:rFonts w:hint="eastAsia" w:ascii="Times New Roman" w:hAnsi="Times New Roman" w:cs="Times New Roman"/>
           <w:b w:val="0"/>
-          <w:bCs w:val="0"/>
+          <w:bCs/>
           <w:sz w:val="21"/>
           <w:szCs w:val="21"/>
           <w:lang w:val="en-US" w:eastAsia="zh-CN"/>
@@ -4192,7 +4177,7 @@
         <w:rPr>
           <w:rFonts w:hint="eastAsia" w:ascii="Times New Roman" w:hAnsi="Times New Roman" w:cs="Times New Roman"/>
           <w:b w:val="0"/>
-          <w:bCs w:val="0"/>
+          <w:bCs/>
           <w:sz w:val="21"/>
           <w:szCs w:val="21"/>
           <w:lang w:eastAsia="zh-CN"/>
@@ -4203,7 +4188,7 @@
         <w:rPr>
           <w:rFonts w:hint="eastAsia" w:ascii="Times New Roman" w:hAnsi="Times New Roman" w:cs="Times New Roman"/>
           <w:b w:val="0"/>
-          <w:bCs w:val="0"/>
+          <w:bCs/>
           <w:sz w:val="21"/>
           <w:szCs w:val="21"/>
           <w:lang w:val="en-US" w:eastAsia="zh-CN"/>
@@ -4214,7 +4199,7 @@
         <w:rPr>
           <w:rFonts w:hint="eastAsia" w:ascii="Times New Roman" w:hAnsi="Times New Roman" w:cs="Times New Roman"/>
           <w:b w:val="0"/>
-          <w:bCs w:val="0"/>
+          <w:bCs/>
           <w:sz w:val="21"/>
           <w:szCs w:val="21"/>
           <w:lang w:eastAsia="zh-CN"/>
@@ -4225,7 +4210,7 @@
         <w:rPr>
           <w:rFonts w:hint="eastAsia" w:ascii="Times New Roman" w:hAnsi="Times New Roman" w:cs="Times New Roman"/>
           <w:b w:val="0"/>
-          <w:bCs w:val="0"/>
+          <w:bCs/>
           <w:sz w:val="21"/>
           <w:szCs w:val="21"/>
           <w:lang w:val="en-US" w:eastAsia="zh-CN"/>
@@ -4236,7 +4221,7 @@
         <w:rPr>
           <w:rFonts w:ascii="Times New Roman" w:hAnsi="Times New Roman" w:eastAsia="宋体" w:cs="Times New Roman"/>
           <w:b w:val="0"/>
-          <w:bCs w:val="0"/>
+          <w:bCs/>
           <w:sz w:val="21"/>
           <w:szCs w:val="21"/>
         </w:rPr>
@@ -4246,7 +4231,7 @@
         <w:rPr>
           <w:rFonts w:hint="eastAsia" w:ascii="Times New Roman" w:hAnsi="Times New Roman" w:cs="Times New Roman"/>
           <w:b w:val="0"/>
-          <w:bCs w:val="0"/>
+          <w:bCs/>
           <w:sz w:val="21"/>
           <w:szCs w:val="21"/>
           <w:lang w:eastAsia="zh-CN"/>
@@ -4257,7 +4242,7 @@
         <w:rPr>
           <w:rFonts w:ascii="Times New Roman" w:hAnsi="Times New Roman" w:eastAsia="宋体" w:cs="Times New Roman"/>
           <w:b w:val="0"/>
-          <w:bCs w:val="0"/>
+          <w:bCs/>
           <w:sz w:val="21"/>
           <w:szCs w:val="21"/>
         </w:rPr>
@@ -4267,7 +4252,7 @@
         <w:rPr>
           <w:rFonts w:hint="eastAsia" w:ascii="Times New Roman" w:hAnsi="Times New Roman" w:cs="Times New Roman"/>
           <w:b w:val="0"/>
-          <w:bCs w:val="0"/>
+          <w:bCs/>
           <w:sz w:val="21"/>
           <w:szCs w:val="21"/>
           <w:lang w:eastAsia="zh-CN"/>
@@ -4278,7 +4263,7 @@
         <w:rPr>
           <w:rFonts w:ascii="Times New Roman" w:hAnsi="Times New Roman" w:eastAsia="宋体" w:cs="Times New Roman"/>
           <w:b w:val="0"/>
-          <w:bCs w:val="0"/>
+          <w:bCs/>
           <w:sz w:val="21"/>
           <w:szCs w:val="21"/>
         </w:rPr>
@@ -4366,7 +4351,7 @@
         <w:rPr>
           <w:rFonts w:ascii="Times New Roman" w:hAnsi="Times New Roman" w:cs="Times New Roman"/>
           <w:b w:val="0"/>
-          <w:bCs w:val="0"/>
+          <w:bCs/>
           <w:sz w:val="21"/>
           <w:szCs w:val="21"/>
         </w:rPr>
@@ -4376,7 +4361,7 @@
         <w:rPr>
           <w:rFonts w:hint="eastAsia" w:ascii="Times New Roman" w:hAnsi="Times New Roman" w:cs="Times New Roman"/>
           <w:b w:val="0"/>
-          <w:bCs w:val="0"/>
+          <w:bCs/>
           <w:sz w:val="21"/>
           <w:szCs w:val="21"/>
           <w:lang w:val="en-US" w:eastAsia="zh-CN"/>
@@ -4387,7 +4372,7 @@
         <w:rPr>
           <w:rFonts w:ascii="Times New Roman" w:hAnsi="Times New Roman" w:eastAsia="宋体" w:cs="Times New Roman"/>
           <w:b w:val="0"/>
-          <w:bCs w:val="0"/>
+          <w:bCs/>
           <w:sz w:val="21"/>
           <w:szCs w:val="21"/>
         </w:rPr>
@@ -4397,7 +4382,7 @@
         <w:rPr>
           <w:rFonts w:hint="eastAsia" w:ascii="Times New Roman" w:hAnsi="Times New Roman" w:cs="Times New Roman"/>
           <w:b w:val="0"/>
-          <w:bCs w:val="0"/>
+          <w:bCs/>
           <w:sz w:val="21"/>
           <w:szCs w:val="21"/>
           <w:lang w:val="en-US" w:eastAsia="zh-CN"/>
@@ -4408,7 +4393,7 @@
         <w:rPr>
           <w:rFonts w:ascii="Times New Roman" w:hAnsi="Times New Roman" w:cs="Times New Roman"/>
           <w:b w:val="0"/>
-          <w:bCs w:val="0"/>
+          <w:bCs/>
           <w:sz w:val="21"/>
           <w:szCs w:val="21"/>
         </w:rPr>
@@ -4418,7 +4403,7 @@
         <w:rPr>
           <w:rFonts w:hint="eastAsia" w:ascii="Times New Roman" w:hAnsi="Times New Roman" w:cs="Times New Roman"/>
           <w:b w:val="0"/>
-          <w:bCs w:val="0"/>
+          <w:bCs/>
           <w:sz w:val="21"/>
           <w:szCs w:val="21"/>
           <w:lang w:eastAsia="zh-CN"/>
@@ -4429,7 +4414,7 @@
         <w:rPr>
           <w:rFonts w:ascii="Times New Roman" w:hAnsi="Times New Roman" w:cs="Times New Roman"/>
           <w:b w:val="0"/>
-          <w:bCs w:val="0"/>
+          <w:bCs/>
           <w:sz w:val="21"/>
           <w:szCs w:val="21"/>
         </w:rPr>
@@ -4439,7 +4424,7 @@
         <w:rPr>
           <w:rFonts w:hint="eastAsia" w:ascii="Times New Roman" w:hAnsi="Times New Roman" w:cs="Times New Roman"/>
           <w:b w:val="0"/>
-          <w:bCs w:val="0"/>
+          <w:bCs/>
           <w:sz w:val="21"/>
           <w:szCs w:val="21"/>
           <w:lang w:eastAsia="zh-CN"/>
@@ -4450,7 +4435,7 @@
         <w:rPr>
           <w:rFonts w:hint="eastAsia" w:ascii="Times New Roman" w:hAnsi="Times New Roman" w:cs="Times New Roman"/>
           <w:b w:val="0"/>
-          <w:bCs w:val="0"/>
+          <w:bCs/>
           <w:sz w:val="21"/>
           <w:szCs w:val="21"/>
           <w:lang w:val="en-US" w:eastAsia="zh-CN"/>
@@ -4461,7 +4446,7 @@
         <w:rPr>
           <w:rFonts w:ascii="Times New Roman" w:hAnsi="Times New Roman" w:cs="Times New Roman"/>
           <w:b w:val="0"/>
-          <w:bCs w:val="0"/>
+          <w:bCs/>
           <w:sz w:val="21"/>
           <w:szCs w:val="21"/>
         </w:rPr>
@@ -4555,7 +4540,7 @@
         <w:rPr>
           <w:rFonts w:ascii="Times New Roman" w:hAnsi="Times New Roman" w:eastAsia="宋体" w:cs="Times New Roman"/>
           <w:b w:val="0"/>
-          <w:bCs w:val="0"/>
+          <w:bCs/>
           <w:sz w:val="21"/>
           <w:szCs w:val="21"/>
         </w:rPr>
@@ -4565,7 +4550,7 @@
         <w:rPr>
           <w:rFonts w:hint="eastAsia" w:ascii="Times New Roman" w:hAnsi="Times New Roman" w:cs="Times New Roman"/>
           <w:b w:val="0"/>
-          <w:bCs w:val="0"/>
+          <w:bCs/>
           <w:sz w:val="21"/>
           <w:szCs w:val="21"/>
           <w:lang w:val="en-US" w:eastAsia="zh-CN"/>
@@ -4576,7 +4561,7 @@
         <w:rPr>
           <w:rFonts w:ascii="Times New Roman" w:hAnsi="Times New Roman" w:eastAsia="宋体" w:cs="Times New Roman"/>
           <w:b w:val="0"/>
-          <w:bCs w:val="0"/>
+          <w:bCs/>
           <w:sz w:val="21"/>
           <w:szCs w:val="21"/>
         </w:rPr>
@@ -4586,7 +4571,7 @@
         <w:rPr>
           <w:rFonts w:hint="eastAsia" w:ascii="Times New Roman" w:hAnsi="Times New Roman" w:cs="Times New Roman"/>
           <w:b w:val="0"/>
-          <w:bCs w:val="0"/>
+          <w:bCs/>
           <w:sz w:val="21"/>
           <w:szCs w:val="21"/>
           <w:lang w:val="en-US" w:eastAsia="zh-CN"/>
@@ -4597,7 +4582,7 @@
         <w:rPr>
           <w:rFonts w:ascii="Times New Roman" w:hAnsi="Times New Roman" w:eastAsia="宋体" w:cs="Times New Roman"/>
           <w:b w:val="0"/>
-          <w:bCs w:val="0"/>
+          <w:bCs/>
           <w:sz w:val="21"/>
           <w:szCs w:val="21"/>
         </w:rPr>
@@ -4607,7 +4592,7 @@
         <w:rPr>
           <w:rFonts w:hint="eastAsia" w:ascii="Times New Roman" w:hAnsi="Times New Roman" w:cs="Times New Roman"/>
           <w:b w:val="0"/>
-          <w:bCs w:val="0"/>
+          <w:bCs/>
           <w:sz w:val="21"/>
           <w:szCs w:val="21"/>
           <w:lang w:eastAsia="zh-CN"/>
@@ -4618,7 +4603,7 @@
         <w:rPr>
           <w:rFonts w:ascii="Times New Roman" w:hAnsi="Times New Roman" w:eastAsia="宋体" w:cs="Times New Roman"/>
           <w:b w:val="0"/>
-          <w:bCs w:val="0"/>
+          <w:bCs/>
           <w:sz w:val="21"/>
           <w:szCs w:val="21"/>
         </w:rPr>
@@ -4628,7 +4613,7 @@
         <w:rPr>
           <w:rFonts w:hint="eastAsia" w:ascii="Times New Roman" w:hAnsi="Times New Roman" w:cs="Times New Roman"/>
           <w:b w:val="0"/>
-          <w:bCs w:val="0"/>
+          <w:bCs/>
           <w:sz w:val="21"/>
           <w:szCs w:val="21"/>
           <w:lang w:eastAsia="zh-CN"/>
@@ -4639,7 +4624,7 @@
         <w:rPr>
           <w:rFonts w:hint="eastAsia" w:ascii="Times New Roman" w:hAnsi="Times New Roman" w:cs="Times New Roman"/>
           <w:b w:val="0"/>
-          <w:bCs w:val="0"/>
+          <w:bCs/>
           <w:sz w:val="21"/>
           <w:szCs w:val="21"/>
           <w:lang w:val="en-US" w:eastAsia="zh-CN"/>
@@ -4672,8 +4657,8 @@
         <w:textAlignment w:val="auto"/>
         <w:rPr>
           <w:rFonts w:hint="eastAsia" w:cs="宋体"/>
-          <w:b/>
-          <w:bCs w:val="0"/>
+          <w:b w:val="0"/>
+          <w:bCs/>
           <w:color w:val="000000"/>
           <w:kern w:val="0"/>
           <w:sz w:val="21"/>
@@ -4684,8 +4669,8 @@
       <w:r>
         <w:rPr>
           <w:rFonts w:hint="eastAsia" w:cs="宋体"/>
-          <w:b/>
-          <w:bCs w:val="0"/>
+          <w:b w:val="0"/>
+          <w:bCs/>
           <w:color w:val="000000"/>
           <w:kern w:val="0"/>
           <w:sz w:val="21"/>
@@ -4764,7 +4749,7 @@
         <w:rPr>
           <w:rFonts w:hint="default" w:ascii="Times New Roman" w:hAnsi="Times New Roman" w:cs="Times New Roman"/>
           <w:b w:val="0"/>
-          <w:bCs w:val="0"/>
+          <w:bCs/>
           <w:color w:val="000000"/>
           <w:kern w:val="0"/>
           <w:sz w:val="21"/>
@@ -4776,7 +4761,7 @@
         <w:rPr>
           <w:rFonts w:hint="eastAsia" w:ascii="Times New Roman" w:hAnsi="Times New Roman" w:cs="Times New Roman"/>
           <w:b w:val="0"/>
-          <w:bCs w:val="0"/>
+          <w:bCs/>
           <w:sz w:val="21"/>
           <w:szCs w:val="21"/>
           <w:lang w:val="en-US" w:eastAsia="zh-CN"/>
@@ -4787,7 +4772,7 @@
         <w:rPr>
           <w:rFonts w:ascii="Times New Roman" w:hAnsi="Times New Roman" w:eastAsia="宋体" w:cs="Times New Roman"/>
           <w:b w:val="0"/>
-          <w:bCs w:val="0"/>
+          <w:bCs/>
           <w:sz w:val="21"/>
           <w:szCs w:val="21"/>
         </w:rPr>
@@ -4797,7 +4782,7 @@
         <w:rPr>
           <w:rFonts w:ascii="Times New Roman" w:hAnsi="Times New Roman" w:cs="Times New Roman"/>
           <w:b w:val="0"/>
-          <w:bCs w:val="0"/>
+          <w:bCs/>
           <w:sz w:val="21"/>
           <w:szCs w:val="21"/>
         </w:rPr>
@@ -4807,7 +4792,7 @@
         <w:rPr>
           <w:rFonts w:hint="eastAsia" w:ascii="Times New Roman" w:hAnsi="Times New Roman" w:cs="Times New Roman"/>
           <w:b w:val="0"/>
-          <w:bCs w:val="0"/>
+          <w:bCs/>
           <w:sz w:val="21"/>
           <w:szCs w:val="21"/>
           <w:lang w:val="en-US" w:eastAsia="zh-CN"/>
@@ -4818,7 +4803,7 @@
         <w:rPr>
           <w:rFonts w:ascii="Times New Roman" w:hAnsi="Times New Roman" w:cs="Times New Roman"/>
           <w:b w:val="0"/>
-          <w:bCs w:val="0"/>
+          <w:bCs/>
           <w:sz w:val="21"/>
           <w:szCs w:val="21"/>
         </w:rPr>
@@ -4828,7 +4813,7 @@
         <w:rPr>
           <w:rFonts w:hint="eastAsia" w:ascii="Times New Roman" w:hAnsi="Times New Roman" w:cs="Times New Roman"/>
           <w:b w:val="0"/>
-          <w:bCs w:val="0"/>
+          <w:bCs/>
           <w:sz w:val="21"/>
           <w:szCs w:val="21"/>
           <w:lang w:val="en-US" w:eastAsia="zh-CN"/>
@@ -4839,7 +4824,7 @@
         <w:rPr>
           <w:rFonts w:hint="default" w:ascii="Times New Roman" w:hAnsi="Times New Roman" w:cs="Times New Roman"/>
           <w:b w:val="0"/>
-          <w:bCs w:val="0"/>
+          <w:bCs/>
           <w:sz w:val="21"/>
           <w:szCs w:val="21"/>
           <w:lang w:val="en-US" w:eastAsia="zh-CN"/>
@@ -4850,7 +4835,7 @@
         <w:rPr>
           <w:rFonts w:hint="eastAsia" w:ascii="Times New Roman" w:hAnsi="Times New Roman" w:cs="Times New Roman"/>
           <w:b w:val="0"/>
-          <w:bCs w:val="0"/>
+          <w:bCs/>
           <w:sz w:val="21"/>
           <w:szCs w:val="21"/>
           <w:lang w:val="en-US" w:eastAsia="zh-CN"/>
@@ -4861,7 +4846,7 @@
         <w:rPr>
           <w:rFonts w:hint="default" w:ascii="Times New Roman" w:hAnsi="Times New Roman" w:cs="Times New Roman"/>
           <w:b w:val="0"/>
-          <w:bCs w:val="0"/>
+          <w:bCs/>
           <w:sz w:val="21"/>
           <w:szCs w:val="21"/>
           <w:lang w:val="en-US" w:eastAsia="zh-CN"/>
@@ -4872,7 +4857,7 @@
         <w:rPr>
           <w:rFonts w:hint="eastAsia" w:ascii="Times New Roman" w:hAnsi="Times New Roman" w:cs="Times New Roman"/>
           <w:b w:val="0"/>
-          <w:bCs w:val="0"/>
+          <w:bCs/>
           <w:sz w:val="21"/>
           <w:szCs w:val="21"/>
           <w:lang w:val="en-US" w:eastAsia="zh-CN"/>
@@ -4883,7 +4868,7 @@
         <w:rPr>
           <w:rFonts w:hint="default" w:ascii="Times New Roman" w:hAnsi="Times New Roman" w:cs="Times New Roman"/>
           <w:b w:val="0"/>
-          <w:bCs w:val="0"/>
+          <w:bCs/>
           <w:sz w:val="21"/>
           <w:szCs w:val="21"/>
           <w:lang w:val="en-US" w:eastAsia="zh-CN"/>
@@ -4894,7 +4879,7 @@
         <w:rPr>
           <w:rFonts w:ascii="Times New Roman" w:hAnsi="Times New Roman" w:cs="Times New Roman"/>
           <w:b w:val="0"/>
-          <w:bCs w:val="0"/>
+          <w:bCs/>
           <w:sz w:val="21"/>
           <w:szCs w:val="21"/>
         </w:rPr>
@@ -4904,7 +4889,7 @@
         <w:rPr>
           <w:rFonts w:hint="eastAsia" w:ascii="Times New Roman" w:hAnsi="Times New Roman" w:cs="Times New Roman"/>
           <w:b w:val="0"/>
-          <w:bCs w:val="0"/>
+          <w:bCs/>
           <w:sz w:val="21"/>
           <w:szCs w:val="21"/>
           <w:lang w:val="en-US" w:eastAsia="zh-CN"/>
@@ -4915,7 +4900,7 @@
         <w:rPr>
           <w:rFonts w:ascii="Times New Roman" w:hAnsi="Times New Roman" w:cs="Times New Roman"/>
           <w:b w:val="0"/>
-          <w:bCs w:val="0"/>
+          <w:bCs/>
           <w:sz w:val="21"/>
           <w:szCs w:val="21"/>
         </w:rPr>
@@ -4925,7 +4910,7 @@
         <w:rPr>
           <w:rFonts w:hint="default" w:ascii="Times New Roman" w:hAnsi="Times New Roman" w:cs="Times New Roman"/>
           <w:b w:val="0"/>
-          <w:bCs w:val="0"/>
+          <w:bCs/>
           <w:sz w:val="21"/>
           <w:szCs w:val="21"/>
           <w:lang w:val="en-US" w:eastAsia="zh-CN"/>
@@ -4936,7 +4921,7 @@
         <w:rPr>
           <w:rFonts w:ascii="Times New Roman" w:hAnsi="Times New Roman" w:cs="Times New Roman"/>
           <w:b w:val="0"/>
-          <w:bCs w:val="0"/>
+          <w:bCs/>
           <w:sz w:val="21"/>
           <w:szCs w:val="21"/>
         </w:rPr>
@@ -4946,7 +4931,7 @@
         <w:rPr>
           <w:rFonts w:hint="eastAsia" w:ascii="Times New Roman" w:hAnsi="Times New Roman" w:cs="Times New Roman"/>
           <w:b w:val="0"/>
-          <w:bCs w:val="0"/>
+          <w:bCs/>
           <w:sz w:val="21"/>
           <w:szCs w:val="21"/>
           <w:lang w:eastAsia="zh-CN"/>
@@ -4978,6 +4963,10 @@
         <w:ind w:left="0" w:leftChars="0" w:firstLine="0" w:firstLineChars="0"/>
         <w:jc w:val="left"/>
         <w:textAlignment w:val="auto"/>
+        <w:rPr>
+          <w:b w:val="0"/>
+          <w:bCs/>
+        </w:rPr>
       </w:pPr>
       <w:r>
         <w:rPr>
@@ -4990,7 +4979,22 @@
           <w:szCs w:val="21"/>
           <w:lang w:val="en-US" w:eastAsia="zh-CN" w:bidi="ar"/>
         </w:rPr>
-        <w:t>论文模型的创新工作量有限，论文中采用的多模态融合解决方案较为传统，虽然实验对不同方案进行了验证，但从模型方法的前沿性和创新性看，这部分的工作是比较简单的。可将论文的实验数据集使用建议单独作为一个内容，作为数据集的工作量。</w:t>
+        <w:t>论文模型的创新工作量有限，论文中采用的多模态融合解决方案较为传统，虽然实验对不同方案进行了验证，但从模型方法的前沿性和创新性看，这部分的工作是比较简单的。可将论文的实验数据集使用建议单独作为一个内容，作为</w:t>
+      </w:r>
+      <w:bookmarkStart w:id="0" w:name="_GoBack"/>
+      <w:bookmarkEnd w:id="0"/>
+      <w:r>
+        <w:rPr>
+          <w:rFonts w:hint="default" w:cs="宋体"/>
+          <w:b w:val="0"/>
+          <w:bCs/>
+          <w:color w:val="000000"/>
+          <w:kern w:val="0"/>
+          <w:sz w:val="21"/>
+          <w:szCs w:val="21"/>
+          <w:lang w:val="en-US" w:eastAsia="zh-CN" w:bidi="ar"/>
+        </w:rPr>
+        <w:t>数据集的工作量。</w:t>
       </w:r>
     </w:p>
     <w:p>
@@ -5010,12 +5014,16 @@
         <w:snapToGrid/>
         <w:spacing w:after="0" w:line="300" w:lineRule="auto"/>
         <w:textAlignment w:val="auto"/>
+        <w:rPr>
+          <w:b w:val="0"/>
+          <w:bCs/>
+        </w:rPr>
       </w:pPr>
       <w:r>
         <w:rPr>
           <w:rFonts w:hint="eastAsia" w:ascii="Times New Roman" w:hAnsi="Times New Roman" w:cs="Times New Roman"/>
           <w:b w:val="0"/>
-          <w:bCs w:val="0"/>
+          <w:bCs/>
           <w:sz w:val="21"/>
           <w:szCs w:val="21"/>
           <w:lang w:val="en-US" w:eastAsia="zh-CN"/>
@@ -5026,7 +5034,7 @@
         <w:rPr>
           <w:rFonts w:ascii="Times New Roman" w:hAnsi="Times New Roman" w:eastAsia="宋体" w:cs="Times New Roman"/>
           <w:b w:val="0"/>
-          <w:bCs w:val="0"/>
+          <w:bCs/>
           <w:sz w:val="21"/>
           <w:szCs w:val="21"/>
         </w:rPr>
@@ -5036,7 +5044,7 @@
         <w:rPr>
           <w:rFonts w:ascii="Times New Roman" w:hAnsi="Times New Roman" w:cs="Times New Roman"/>
           <w:b w:val="0"/>
-          <w:bCs w:val="0"/>
+          <w:bCs/>
           <w:sz w:val="21"/>
           <w:szCs w:val="21"/>
         </w:rPr>
@@ -5046,7 +5054,7 @@
         <w:rPr>
           <w:rFonts w:hint="eastAsia" w:ascii="Times New Roman" w:hAnsi="Times New Roman" w:cs="Times New Roman"/>
           <w:b w:val="0"/>
-          <w:bCs w:val="0"/>
+          <w:bCs/>
           <w:sz w:val="21"/>
           <w:szCs w:val="21"/>
           <w:lang w:val="en-US" w:eastAsia="zh-CN"/>
@@ -5057,7 +5065,7 @@
         <w:rPr>
           <w:rFonts w:ascii="Times New Roman" w:hAnsi="Times New Roman" w:cs="Times New Roman"/>
           <w:b w:val="0"/>
-          <w:bCs w:val="0"/>
+          <w:bCs/>
           <w:sz w:val="21"/>
           <w:szCs w:val="21"/>
         </w:rPr>
@@ -5067,7 +5075,7 @@
         <w:rPr>
           <w:rFonts w:hint="eastAsia" w:ascii="Times New Roman" w:hAnsi="Times New Roman" w:cs="Times New Roman"/>
           <w:b w:val="0"/>
-          <w:bCs w:val="0"/>
+          <w:bCs/>
           <w:sz w:val="21"/>
           <w:szCs w:val="21"/>
           <w:lang w:val="en-US" w:eastAsia="zh-CN"/>
@@ -5078,7 +5086,7 @@
         <w:rPr>
           <w:rFonts w:ascii="Times New Roman" w:hAnsi="Times New Roman" w:cs="Times New Roman"/>
           <w:b w:val="0"/>
-          <w:bCs w:val="0"/>
+          <w:bCs/>
           <w:sz w:val="21"/>
           <w:szCs w:val="21"/>
         </w:rPr>
@@ -5088,7 +5096,7 @@
         <w:rPr>
           <w:rFonts w:hint="eastAsia" w:ascii="Times New Roman" w:hAnsi="Times New Roman" w:cs="Times New Roman"/>
           <w:b w:val="0"/>
-          <w:bCs w:val="0"/>
+          <w:bCs/>
           <w:sz w:val="21"/>
           <w:szCs w:val="21"/>
           <w:lang w:eastAsia="zh-CN"/>
@@ -5099,7 +5107,7 @@
         <w:rPr>
           <w:rFonts w:ascii="Times New Roman" w:hAnsi="Times New Roman" w:cs="Times New Roman"/>
           <w:b w:val="0"/>
-          <w:bCs w:val="0"/>
+          <w:bCs/>
           <w:sz w:val="21"/>
           <w:szCs w:val="21"/>
         </w:rPr>
@@ -5109,7 +5117,7 @@
         <w:rPr>
           <w:rFonts w:hint="eastAsia" w:ascii="Times New Roman" w:hAnsi="Times New Roman" w:cs="Times New Roman"/>
           <w:b w:val="0"/>
-          <w:bCs w:val="0"/>
+          <w:bCs/>
           <w:sz w:val="21"/>
           <w:szCs w:val="21"/>
           <w:lang w:eastAsia="zh-CN"/>
@@ -5120,7 +5128,7 @@
         <w:rPr>
           <w:rFonts w:ascii="Times New Roman" w:hAnsi="Times New Roman" w:cs="Times New Roman"/>
           <w:b w:val="0"/>
-          <w:bCs w:val="0"/>
+          <w:bCs/>
           <w:sz w:val="21"/>
           <w:szCs w:val="21"/>
         </w:rPr>
@@ -5130,7 +5138,7 @@
         <w:rPr>
           <w:rFonts w:hint="eastAsia" w:ascii="Times New Roman" w:hAnsi="Times New Roman" w:cs="Times New Roman"/>
           <w:b w:val="0"/>
-          <w:bCs w:val="0"/>
+          <w:bCs/>
           <w:sz w:val="21"/>
           <w:szCs w:val="21"/>
           <w:lang w:val="en-US" w:eastAsia="zh-CN"/>
@@ -5141,7 +5149,7 @@
         <w:rPr>
           <w:rFonts w:ascii="Times New Roman" w:hAnsi="Times New Roman" w:cs="Times New Roman"/>
           <w:b w:val="0"/>
-          <w:bCs w:val="0"/>
+          <w:bCs/>
           <w:sz w:val="21"/>
           <w:szCs w:val="21"/>
         </w:rPr>
@@ -5151,7 +5159,7 @@
         <w:rPr>
           <w:rFonts w:hint="eastAsia" w:ascii="Times New Roman" w:hAnsi="Times New Roman" w:cs="Times New Roman"/>
           <w:b w:val="0"/>
-          <w:bCs w:val="0"/>
+          <w:bCs/>
           <w:sz w:val="21"/>
           <w:szCs w:val="21"/>
           <w:lang w:eastAsia="zh-CN"/>
@@ -5162,7 +5170,7 @@
         <w:rPr>
           <w:rFonts w:hint="eastAsia" w:ascii="Times New Roman" w:hAnsi="Times New Roman" w:cs="Times New Roman"/>
           <w:b w:val="0"/>
-          <w:bCs w:val="0"/>
+          <w:bCs/>
           <w:sz w:val="21"/>
           <w:szCs w:val="21"/>
           <w:lang w:val="en-US" w:eastAsia="zh-CN"/>
@@ -5173,7 +5181,7 @@
         <w:rPr>
           <w:rFonts w:ascii="Times New Roman" w:hAnsi="Times New Roman" w:cs="Times New Roman"/>
           <w:b w:val="0"/>
-          <w:bCs w:val="0"/>
+          <w:bCs/>
           <w:sz w:val="21"/>
           <w:szCs w:val="21"/>
         </w:rPr>
@@ -5183,7 +5191,7 @@
         <w:rPr>
           <w:rFonts w:hint="eastAsia" w:ascii="Times New Roman" w:hAnsi="Times New Roman" w:cs="Times New Roman"/>
           <w:b w:val="0"/>
-          <w:bCs w:val="0"/>
+          <w:bCs/>
           <w:sz w:val="21"/>
           <w:szCs w:val="21"/>
           <w:lang w:eastAsia="zh-CN"/>
@@ -5194,7 +5202,7 @@
         <w:rPr>
           <w:rFonts w:ascii="Times New Roman" w:hAnsi="Times New Roman" w:cs="Times New Roman"/>
           <w:b w:val="0"/>
-          <w:bCs w:val="0"/>
+          <w:bCs/>
           <w:sz w:val="21"/>
           <w:szCs w:val="21"/>
         </w:rPr>
@@ -5204,7 +5212,7 @@
         <w:rPr>
           <w:rFonts w:hint="eastAsia" w:ascii="Times New Roman" w:hAnsi="Times New Roman" w:cs="Times New Roman"/>
           <w:b w:val="0"/>
-          <w:bCs w:val="0"/>
+          <w:bCs/>
           <w:sz w:val="21"/>
           <w:szCs w:val="21"/>
           <w:lang w:eastAsia="zh-CN"/>
@@ -5215,7 +5223,7 @@
         <w:rPr>
           <w:rFonts w:ascii="Times New Roman" w:hAnsi="Times New Roman" w:cs="Times New Roman"/>
           <w:b w:val="0"/>
-          <w:bCs w:val="0"/>
+          <w:bCs/>
           <w:sz w:val="21"/>
           <w:szCs w:val="21"/>
         </w:rPr>
@@ -5225,7 +5233,7 @@
         <w:rPr>
           <w:rFonts w:hint="eastAsia" w:ascii="Times New Roman" w:hAnsi="Times New Roman" w:cs="Times New Roman"/>
           <w:b w:val="0"/>
-          <w:bCs w:val="0"/>
+          <w:bCs/>
           <w:sz w:val="21"/>
           <w:szCs w:val="21"/>
           <w:lang w:eastAsia="zh-CN"/>
@@ -5236,7 +5244,7 @@
         <w:rPr>
           <w:rFonts w:ascii="Times New Roman" w:hAnsi="Times New Roman" w:cs="Times New Roman"/>
           <w:b w:val="0"/>
-          <w:bCs w:val="0"/>
+          <w:bCs/>
           <w:sz w:val="21"/>
           <w:szCs w:val="21"/>
         </w:rPr>
@@ -5246,7 +5254,7 @@
         <w:rPr>
           <w:rFonts w:hint="eastAsia" w:ascii="Times New Roman" w:hAnsi="Times New Roman" w:cs="Times New Roman"/>
           <w:b w:val="0"/>
-          <w:bCs w:val="0"/>
+          <w:bCs/>
           <w:sz w:val="21"/>
           <w:szCs w:val="21"/>
           <w:lang w:eastAsia="zh-CN"/>
@@ -5257,7 +5265,7 @@
         <w:rPr>
           <w:rFonts w:ascii="Times New Roman" w:hAnsi="Times New Roman" w:cs="Times New Roman"/>
           <w:b w:val="0"/>
-          <w:bCs w:val="0"/>
+          <w:bCs/>
           <w:sz w:val="21"/>
           <w:szCs w:val="21"/>
         </w:rPr>
@@ -5267,7 +5275,7 @@
         <w:rPr>
           <w:rFonts w:hint="eastAsia" w:ascii="Times New Roman" w:hAnsi="Times New Roman" w:cs="Times New Roman"/>
           <w:b w:val="0"/>
-          <w:bCs w:val="0"/>
+          <w:bCs/>
           <w:sz w:val="21"/>
           <w:szCs w:val="21"/>
           <w:lang w:val="en-US" w:eastAsia="zh-CN"/>
@@ -5278,7 +5286,7 @@
         <w:rPr>
           <w:rFonts w:ascii="Times New Roman" w:hAnsi="Times New Roman" w:cs="Times New Roman"/>
           <w:b w:val="0"/>
-          <w:bCs w:val="0"/>
+          <w:bCs/>
           <w:sz w:val="21"/>
           <w:szCs w:val="21"/>
         </w:rPr>
@@ -5288,7 +5296,7 @@
         <w:rPr>
           <w:rFonts w:hint="eastAsia" w:ascii="Times New Roman" w:hAnsi="Times New Roman" w:cs="Times New Roman"/>
           <w:b w:val="0"/>
-          <w:bCs w:val="0"/>
+          <w:bCs/>
           <w:sz w:val="21"/>
           <w:szCs w:val="21"/>
           <w:lang w:val="en-US" w:eastAsia="zh-CN"/>
@@ -5299,7 +5307,7 @@
         <w:rPr>
           <w:rFonts w:ascii="Times New Roman" w:hAnsi="Times New Roman" w:cs="Times New Roman"/>
           <w:b w:val="0"/>
-          <w:bCs w:val="0"/>
+          <w:bCs/>
           <w:sz w:val="21"/>
           <w:szCs w:val="21"/>
         </w:rPr>
@@ -5309,7 +5317,7 @@
         <w:rPr>
           <w:rFonts w:hint="eastAsia" w:ascii="Times New Roman" w:hAnsi="Times New Roman" w:cs="Times New Roman"/>
           <w:b w:val="0"/>
-          <w:bCs w:val="0"/>
+          <w:bCs/>
           <w:sz w:val="21"/>
           <w:szCs w:val="21"/>
           <w:lang w:eastAsia="zh-CN"/>
@@ -5320,7 +5328,7 @@
         <w:rPr>
           <w:rFonts w:ascii="Times New Roman" w:hAnsi="Times New Roman" w:cs="Times New Roman"/>
           <w:b w:val="0"/>
-          <w:bCs w:val="0"/>
+          <w:bCs/>
           <w:sz w:val="21"/>
           <w:szCs w:val="21"/>
         </w:rPr>
@@ -5330,7 +5338,7 @@
         <w:rPr>
           <w:rFonts w:hint="eastAsia" w:ascii="Times New Roman" w:hAnsi="Times New Roman" w:cs="Times New Roman"/>
           <w:b w:val="0"/>
-          <w:bCs w:val="0"/>
+          <w:bCs/>
           <w:sz w:val="21"/>
           <w:szCs w:val="21"/>
           <w:lang w:eastAsia="zh-CN"/>
@@ -5341,7 +5349,7 @@
         <w:rPr>
           <w:rFonts w:ascii="Times New Roman" w:hAnsi="Times New Roman" w:cs="Times New Roman"/>
           <w:b w:val="0"/>
-          <w:bCs w:val="0"/>
+          <w:bCs/>
           <w:sz w:val="21"/>
           <w:szCs w:val="21"/>
         </w:rPr>
@@ -5351,7 +5359,7 @@
         <w:rPr>
           <w:rFonts w:hint="eastAsia" w:ascii="Times New Roman" w:hAnsi="Times New Roman" w:cs="Times New Roman"/>
           <w:b w:val="0"/>
-          <w:bCs w:val="0"/>
+          <w:bCs/>
           <w:sz w:val="21"/>
           <w:szCs w:val="21"/>
           <w:lang w:val="en-US" w:eastAsia="zh-CN"/>
@@ -5362,7 +5370,7 @@
         <w:rPr>
           <w:rFonts w:ascii="Times New Roman" w:hAnsi="Times New Roman" w:cs="Times New Roman"/>
           <w:b w:val="0"/>
-          <w:bCs w:val="0"/>
+          <w:bCs/>
           <w:sz w:val="21"/>
           <w:szCs w:val="21"/>
         </w:rPr>
@@ -5372,7 +5380,7 @@
         <w:rPr>
           <w:rFonts w:hint="eastAsia" w:ascii="Times New Roman" w:hAnsi="Times New Roman" w:cs="Times New Roman"/>
           <w:b w:val="0"/>
-          <w:bCs w:val="0"/>
+          <w:bCs/>
           <w:sz w:val="21"/>
           <w:szCs w:val="21"/>
           <w:lang w:eastAsia="zh-CN"/>
@@ -5406,6 +5414,8 @@
         <w:textAlignment w:val="auto"/>
         <w:rPr>
           <w:rFonts w:hint="default" w:ascii="Times New Roman" w:hAnsi="Times New Roman" w:eastAsia="宋体"/>
+          <w:b w:val="0"/>
+          <w:bCs/>
           <w:sz w:val="21"/>
           <w:szCs w:val="21"/>
           <w:lang w:val="en-US" w:eastAsia="zh-CN"/>
@@ -5450,6 +5460,8 @@
         <w:textAlignment w:val="auto"/>
         <w:rPr>
           <w:rFonts w:hint="default" w:ascii="Times New Roman" w:hAnsi="Times New Roman" w:eastAsia="宋体"/>
+          <w:b w:val="0"/>
+          <w:bCs/>
           <w:sz w:val="21"/>
           <w:szCs w:val="21"/>
           <w:lang w:val="en-US" w:eastAsia="zh-CN"/>
@@ -5459,7 +5471,7 @@
         <w:rPr>
           <w:rFonts w:hint="eastAsia" w:ascii="Times New Roman" w:hAnsi="Times New Roman" w:cs="Times New Roman"/>
           <w:b w:val="0"/>
-          <w:bCs w:val="0"/>
+          <w:bCs/>
           <w:sz w:val="21"/>
           <w:szCs w:val="21"/>
           <w:lang w:val="en-US" w:eastAsia="zh-CN"/>
@@ -5470,7 +5482,7 @@
         <w:rPr>
           <w:rFonts w:ascii="Times New Roman" w:hAnsi="Times New Roman" w:eastAsia="宋体" w:cs="Times New Roman"/>
           <w:b w:val="0"/>
-          <w:bCs w:val="0"/>
+          <w:bCs/>
           <w:sz w:val="21"/>
           <w:szCs w:val="21"/>
         </w:rPr>
@@ -5480,7 +5492,7 @@
         <w:rPr>
           <w:rFonts w:ascii="Times New Roman" w:hAnsi="Times New Roman" w:cs="Times New Roman"/>
           <w:b w:val="0"/>
-          <w:bCs w:val="0"/>
+          <w:bCs/>
           <w:sz w:val="21"/>
           <w:szCs w:val="21"/>
         </w:rPr>
@@ -5490,7 +5502,7 @@
         <w:rPr>
           <w:rFonts w:hint="eastAsia" w:ascii="Times New Roman" w:hAnsi="Times New Roman" w:cs="Times New Roman"/>
           <w:b w:val="0"/>
-          <w:bCs w:val="0"/>
+          <w:bCs/>
           <w:sz w:val="21"/>
           <w:szCs w:val="21"/>
           <w:lang w:eastAsia="zh-CN"/>
@@ -5501,7 +5513,7 @@
         <w:rPr>
           <w:rFonts w:hint="eastAsia" w:ascii="Times New Roman" w:hAnsi="Times New Roman" w:cs="Times New Roman"/>
           <w:b w:val="0"/>
-          <w:bCs w:val="0"/>
+          <w:bCs/>
           <w:sz w:val="21"/>
           <w:szCs w:val="21"/>
         </w:rPr>
@@ -5511,7 +5523,7 @@
         <w:rPr>
           <w:rFonts w:hint="eastAsia" w:ascii="Times New Roman" w:hAnsi="Times New Roman" w:cs="Times New Roman"/>
           <w:b w:val="0"/>
-          <w:bCs w:val="0"/>
+          <w:bCs/>
           <w:sz w:val="21"/>
           <w:szCs w:val="21"/>
           <w:lang w:val="en-US" w:eastAsia="zh-CN"/>
@@ -5522,7 +5534,7 @@
         <w:rPr>
           <w:rFonts w:hint="eastAsia" w:ascii="Times New Roman" w:hAnsi="Times New Roman" w:cs="Times New Roman"/>
           <w:b w:val="0"/>
-          <w:bCs w:val="0"/>
+          <w:bCs/>
           <w:sz w:val="21"/>
           <w:szCs w:val="21"/>
           <w:lang w:eastAsia="zh-CN"/>
@@ -5533,7 +5545,7 @@
         <w:rPr>
           <w:rFonts w:hint="eastAsia" w:ascii="Times New Roman" w:hAnsi="Times New Roman" w:cs="Times New Roman"/>
           <w:b w:val="0"/>
-          <w:bCs w:val="0"/>
+          <w:bCs/>
           <w:sz w:val="21"/>
           <w:szCs w:val="21"/>
           <w:lang w:val="en-US" w:eastAsia="zh-CN"/>
@@ -5544,7 +5556,7 @@
         <w:rPr>
           <w:rFonts w:ascii="Times New Roman" w:hAnsi="Times New Roman" w:cs="Times New Roman"/>
           <w:b w:val="0"/>
-          <w:bCs w:val="0"/>
+          <w:bCs/>
           <w:sz w:val="21"/>
           <w:szCs w:val="21"/>
         </w:rPr>
@@ -5554,7 +5566,7 @@
         <w:rPr>
           <w:rFonts w:hint="eastAsia" w:ascii="Times New Roman" w:hAnsi="Times New Roman" w:cs="Times New Roman"/>
           <w:b w:val="0"/>
-          <w:bCs w:val="0"/>
+          <w:bCs/>
           <w:sz w:val="21"/>
           <w:szCs w:val="21"/>
           <w:lang w:val="en-US" w:eastAsia="zh-CN"/>
@@ -5565,7 +5577,7 @@
         <w:rPr>
           <w:rFonts w:ascii="Times New Roman" w:hAnsi="Times New Roman" w:cs="Times New Roman"/>
           <w:b w:val="0"/>
-          <w:bCs w:val="0"/>
+          <w:bCs/>
           <w:sz w:val="21"/>
           <w:szCs w:val="21"/>
         </w:rPr>
@@ -5575,7 +5587,7 @@
         <w:rPr>
           <w:rFonts w:hint="eastAsia" w:ascii="Times New Roman" w:hAnsi="Times New Roman" w:cs="Times New Roman"/>
           <w:b w:val="0"/>
-          <w:bCs w:val="0"/>
+          <w:bCs/>
           <w:sz w:val="21"/>
           <w:szCs w:val="21"/>
           <w:lang w:eastAsia="zh-CN"/>
@@ -5586,7 +5598,7 @@
         <w:rPr>
           <w:rFonts w:hint="eastAsia" w:ascii="Times New Roman" w:hAnsi="Times New Roman" w:cs="Times New Roman"/>
           <w:b w:val="0"/>
-          <w:bCs w:val="0"/>
+          <w:bCs/>
           <w:sz w:val="21"/>
           <w:szCs w:val="21"/>
           <w:lang w:val="en-US" w:eastAsia="zh-CN"/>
